--- a/zaini_case_audit_output/outputs/word/documents/040_أمر تنفيذ عدنان زيني ضد الشيخ أسامة ـ 401024501215577 ـ 16-03-1445.docx
+++ b/zaini_case_audit_output/outputs/word/documents/040_أمر تنفيذ عدنان زيني ضد الشيخ أسامة ـ 401024501215577 ـ 16-03-1445.docx
@@ -910,7 +910,7 @@
           <w:b w:val="0"/>
           <w:i w:val="0"/>
         </w:rPr>
-        <w:t>2/4 _QqMcKhm0j-pA-anKTqv4PZKLbIuKCUlN6BzYabVx-I...\_w7MnkTUnuxaoXwSot76\CfDJ8GyQMJD4wvpOv8eHR-GWJd1IViQ3L0YZs9DUInsFXKCy=requestId?https://new.najiz.sa/applications/iexecution/Request/View</w:t>
+        <w:t>https://new.najiz.sa/applications/iexecution/Request/View?requestId=CfDJ8GyQMJD4wvpOv8eHR-GWJd1IViQ3L0YZs9DUInsFXKCy\_w7MnkTUnuxaoXwSot76\_QqMcKhm0j-pA-anKTqv4PZKLbIuKCUlN6BzYabVx-I... 2/4</w:t>
       </w:r>
     </w:p>
     <w:p>
@@ -1183,7 +1183,7 @@
           <w:b w:val="0"/>
           <w:i w:val="0"/>
         </w:rPr>
-        <w:t>3/4 _QqMcKhm0j-pA-anKTqv4PZKLbIuKCUlN6BzYabVx-I...\_w7MnkTUnuxaoXwSot76\CfDJ8GyQMJD4wvpOv8eHR-GWJd1IViQ3L0YZs9DUInsFXKCy=requestId?https://new.najiz.sa/applications/iexecution/Request/View</w:t>
+        <w:t>https://new.najiz.sa/applications/iexecution/Request/View?requestId=CfDJ8GyQMJD4wvpOv8eHR-GWJd1IViQ3L0YZs9DUInsFXKCy\_w7MnkTUnuxaoXwSot76\_QqMcKhm0j-pA-anKTqv4PZKLbIuKCUlN6BzYabVx-I... 3/4</w:t>
       </w:r>
     </w:p>
     <w:p>
@@ -1469,7 +1469,7 @@
           <w:b w:val="0"/>
           <w:i w:val="0"/>
         </w:rPr>
-        <w:t>© 2023</w:t>
+        <w:t>2023 ©</w:t>
       </w:r>
     </w:p>
     <w:p>
@@ -1521,7 +1521,7 @@
           <w:b w:val="0"/>
           <w:i w:val="0"/>
         </w:rPr>
-        <w:t>4/4 _QqMcKhm0j-pA-anKTqv4PZKLbIuKCUlN6BzYabVx-I...\_w7MnkTUnuxaoXwSot76\CfDJ8GyQMJD4wvpOv8eHR-GWJd1IViQ3L0YZs9DUInsFXKCy=requestId?https://new.najiz.sa/applications/iexecution/Request/View</w:t>
+        <w:t>https://new.najiz.sa/applications/iexecution/Request/View?requestId=CfDJ8GyQMJD4wvpOv8eHR-GWJd1IViQ3L0YZs9DUInsFXKCy\_w7MnkTUnuxaoXwSot76\_QqMcKhm0j-pA-anKTqv4PZKLbIuKCUlN6BzYabVx-I... 4/4</w:t>
       </w:r>
     </w:p>
     <w:p>
@@ -1560,43 +1560,43 @@
           <w:b w:val="0"/>
           <w:i w:val="0"/>
         </w:rPr>
-        <w:t>&lt;https://new.najiz.sa/applications/dashboard&gt;</w:t>
+        <w:t xml:space="preserve">&lt;https://new.najiz.sa/applications/dashboard&gt;   </w:t>
         <w:br/>
-        <w:t xml:space="preserve">   &lt;/#https://new.najiz.sa/applications/iExecution&gt;</w:t>
+        <w:t xml:space="preserve">&lt;https://new.najiz.sa/applications/iExecution#/&gt;   </w:t>
         <w:br/>
-        <w:t xml:space="preserve">   &lt;https://new.najiz.sa/applications/iexecution/Requests&gt;</w:t>
+        <w:t xml:space="preserve">&lt;https://new.najiz.sa/applications/iexecution/Requests&gt;   </w:t>
         <w:br/>
-        <w:t xml:space="preserve">   &lt;https://new.najiz.sa/dashboard&gt;</w:t>
+        <w:t xml:space="preserve">&lt;https://new.najiz.sa/dashboard&gt;   </w:t>
         <w:br/>
-        <w:t xml:space="preserve">   &lt;https://new.najiz.sa/applications/dashboard/verification-services&gt;</w:t>
+        <w:t xml:space="preserve">&lt;https://new.najiz.sa/applications/dashboard/verification-services&gt;   </w:t>
         <w:br/>
-        <w:t xml:space="preserve">   &lt;https://new.najiz.sa/dashboard/portal-services&gt;</w:t>
+        <w:t xml:space="preserve">&lt;https://new.najiz.sa/dashboard/portal-services&gt;   </w:t>
         <w:br/>
-        <w:t xml:space="preserve">   &lt;https://new.najiz.sa/applications/dashboard/license-guide&gt;</w:t>
+        <w:t xml:space="preserve">&lt;https://new.najiz.sa/applications/dashboard/license-guide&gt;   </w:t>
         <w:br/>
-        <w:t xml:space="preserve">   &lt;https://new.najiz.sa/Account/Logout&gt;</w:t>
+        <w:t xml:space="preserve">&lt;https://new.najiz.sa/Account/Logout&gt;   </w:t>
         <w:br/>
-        <w:t xml:space="preserve">   &lt;CfDJ8GyQMJD4wvpOv8eHR-GWJd22hGT35m2bEvLUBOWOP3RN2nK8DLMA9CVlvno1ULeKxz4_UyympJ7WuP-68l7tblqTVKj-m0MXteL2Q331m978-WtJqkuK5UZtjdQHChZ9dA_V5fOcQ03jSoN3XtLTqGA=id?https://new.najiz.sa/applications/iExecution/Common/ViewAttachmentUrl&gt;</w:t>
+        <w:t xml:space="preserve">&lt;https://new.najiz.sa/applications/iExecution/Common/ViewAttachmentUrl?id=CfDJ8GyQMJD4wvpOv8eHR-GWJd22hGT35m2bEvLUBOWOP3RN2nK8DLMA9CVlvno1ULeKxz4_UyympJ7WuP-68l7tblqTVKj-m0MXteL2Q331m978-WtJqkuK5UZtjdQHChZ9dA_V5fOcQ03jSoN3XtLTqGA&gt;   </w:t>
         <w:br/>
-        <w:t xml:space="preserve">   &lt;CfDJ8GyQMJD4wvpOv8eHR-GWJd1vHYCADx3URbZtWQqBNY7wH62AdzNVm3dgDmORDYJBOfofwROSYJ_VK_B2yqIYJYRsdK49LXrZ3zhOIqzg2RMZWP8IofgDaWTn8eUkewBTfg=requestDecisionId?https://new.najiz.sa/applications/iexecution/Request/View/Decision&gt;</w:t>
+        <w:t xml:space="preserve">&lt;https://new.najiz.sa/applications/iexecution/Request/View/Decision?requestDecisionId=CfDJ8GyQMJD4wvpOv8eHR-GWJd1vHYCADx3URbZtWQqBNY7wH62AdzNVm3dgDmORDYJBOfofwROSYJ_VK_B2yqIYJYRsdK49LXrZ3zhOIqzg2RMZWP8IofgDaWTn8eUkewBTfg&gt;   </w:t>
         <w:br/>
-        <w:t xml:space="preserve">   &lt;https://new.najiz.sa/dashboard&gt;</w:t>
+        <w:t xml:space="preserve">&lt;https://new.najiz.sa/dashboard&gt;   </w:t>
         <w:br/>
-        <w:t xml:space="preserve">   (mailto:1950@moj.gov.sa)[mailto:1950@moj.gov.sa]</w:t>
+        <w:t xml:space="preserve">[mailto:1950@moj.gov.sa](mailto:1950@moj.gov.sa)   </w:t>
         <w:br/>
-        <w:t xml:space="preserve">   &lt;tel:1950&gt;</w:t>
+        <w:t xml:space="preserve">&lt;tel:1950&gt;   </w:t>
         <w:br/>
-        <w:t xml:space="preserve">   &lt;https://new.najiz.sa/about&gt;</w:t>
+        <w:t xml:space="preserve">&lt;https://new.najiz.sa/about&gt;   </w:t>
         <w:br/>
-        <w:t xml:space="preserve">   &lt;https://new.najiz.sa/applications/dashboard/faq&gt;</w:t>
+        <w:t xml:space="preserve">&lt;https://new.najiz.sa/applications/dashboard/faq&gt;   </w:t>
         <w:br/>
-        <w:t xml:space="preserve">   &lt;https://new.najiz.sa/privacy-policy&gt;</w:t>
+        <w:t xml:space="preserve">&lt;https://new.najiz.sa/privacy-policy&gt;   </w:t>
         <w:br/>
-        <w:t xml:space="preserve">   &lt;https://new.najiz.sa/terms-conditions&gt;</w:t>
+        <w:t xml:space="preserve">&lt;https://new.najiz.sa/terms-conditions&gt;   </w:t>
         <w:br/>
-        <w:t xml:space="preserve">   &lt;https://vision2030.gov.sa/ar&gt;</w:t>
+        <w:t xml:space="preserve">&lt;https://vision2030.gov.sa/ar&gt;   </w:t>
         <w:br/>
-        <w:t xml:space="preserve">   &lt;https://www.moj.gov.sa/&gt;</w:t>
+        <w:t>&lt;https://www.moj.gov.sa/&gt;</w:t>
       </w:r>
     </w:p>
     <w:sectPr>

--- a/zaini_case_audit_output/outputs/word/documents/040_أمر تنفيذ عدنان زيني ضد الشيخ أسامة ـ 401024501215577 ـ 16-03-1445.docx
+++ b/zaini_case_audit_output/outputs/word/documents/040_أمر تنفيذ عدنان زيني ضد الشيخ أسامة ـ 401024501215577 ـ 16-03-1445.docx
@@ -91,7 +91,7 @@
           <w:b w:val="0"/>
           <w:i w:val="0"/>
         </w:rPr>
-        <w:t>تفاصيل الطلب</w:t>
+        <w:t>بلطلا ليصافت</w:t>
       </w:r>
     </w:p>
     <w:p>
@@ -143,7 +143,7 @@
           <w:b w:val="0"/>
           <w:i w:val="0"/>
         </w:rPr>
-        <w:t>دليل المرخصين بيانات الطلب الخط الزمني تقديم الطلب طلب تنفيذ رقم</w:t>
+        <w:t>مقر ذيفنت بلط بلطلا ميدقت ينمزلا طخلا بلطلا تانايب نيصخرملا ليلد</w:t>
       </w:r>
     </w:p>
     <w:p>
@@ -156,7 +156,7 @@
           <w:b w:val="0"/>
           <w:i w:val="0"/>
         </w:rPr>
-        <w:t>3933 اكتب هنا للبحث   خدمات التحقق  جميع الخدمات اإللكترونية</w:t>
+        <w:t>ةينورتكللإا تامدخلا عيمج  ققحتلا تامدخ   ثحبلل انه بتكا 3933</w:t>
       </w:r>
     </w:p>
     <w:p>
@@ -169,7 +169,7 @@
           <w:b w:val="0"/>
           <w:i w:val="0"/>
         </w:rPr>
-        <w:t>1/4 _QqMcKhm0j-pA-anKTqv4PZKLbIuKCUlN6BzYabVx-I...\_w7MnkTUnuxaoXwSot76\CfDJ8GyQMJD4wvpOv8eHR-GWJd1IViQ3L0YZs9DUInsFXKCy=requestId?https://new.najiz.sa/applications/iexecution/Request/View مرحبا / أسامه بن احم ...</w:t>
+        <w:t>... محا نب هماسأ / ابحرم https://new.najiz.sa/applications/iexecution/Request/View?requestId=CfDJ8GyQMJD4wvpOv8eHR-GWJd1IViQ3L0YZs9DUInsFXKCy\_w7MnkTUnuxaoXwSot76\_QqMcKhm0j-pA-anKTqv4PZKLbIuKCUlN6BzYabVx-I... 1/4</w:t>
       </w:r>
     </w:p>
     <w:p>
@@ -182,7 +182,7 @@
           <w:b w:val="0"/>
           <w:i w:val="0"/>
         </w:rPr>
-        <w:t>االنهاء مرحلة</w:t>
+        <w:t>ةلحرم ءاهنلاا</w:t>
       </w:r>
     </w:p>
     <w:p>
@@ -195,7 +195,7 @@
           <w:b w:val="0"/>
           <w:i w:val="0"/>
         </w:rPr>
-        <w:t>مؤشر الحركة الماليه</w:t>
+        <w:t>هيلاملا ةكرحلا رشؤم</w:t>
       </w:r>
     </w:p>
     <w:p>
@@ -221,7 +221,7 @@
           <w:b w:val="0"/>
           <w:i w:val="0"/>
         </w:rPr>
-        <w:t>الطلب الصفة في نوع السند نوع السند المحكمة</w:t>
+        <w:t>ةمكحملا دنسلا عون دنسلا عون يف ةفصلا بلطلا</w:t>
       </w:r>
     </w:p>
     <w:p>
@@ -234,7 +234,7 @@
           <w:b w:val="0"/>
           <w:i w:val="0"/>
         </w:rPr>
-        <w:t>الفرعي محكمة دائرة التنفيذ</w:t>
+        <w:t>ذيفنتلا ةرئاد ةمكحم يعرفلا</w:t>
       </w:r>
     </w:p>
     <w:p>
@@ -247,7 +247,7 @@
           <w:b w:val="0"/>
           <w:i w:val="0"/>
         </w:rPr>
-        <w:t>الرئيسي</w:t>
+        <w:t>يسيئرلا</w:t>
       </w:r>
     </w:p>
     <w:p>
@@ -260,7 +260,7 @@
           <w:b w:val="0"/>
           <w:i w:val="0"/>
         </w:rPr>
-        <w:t>اجمالي المطالبة: 96779270.00لایر الطلب</w:t>
+        <w:t>بلطلا ریال96779270.00 :ةبلاطملا يلامجا</w:t>
       </w:r>
     </w:p>
     <w:p>
@@ -286,7 +286,7 @@
           <w:b w:val="0"/>
           <w:i w:val="0"/>
         </w:rPr>
-        <w:t>الثانية</w:t>
+        <w:t>ةيناثلا</w:t>
       </w:r>
     </w:p>
     <w:p>
@@ -325,7 +325,7 @@
           <w:b w:val="0"/>
           <w:i w:val="0"/>
         </w:rPr>
-        <w:t>المحكمة</w:t>
+        <w:t>ةمكحملا</w:t>
       </w:r>
     </w:p>
     <w:p>
@@ -338,7 +338,7 @@
           <w:b w:val="0"/>
           <w:i w:val="0"/>
         </w:rPr>
-        <w:t>حواالت تستلزم تحديث ايبان 0لایر</w:t>
+        <w:t>ریال0 نابيا ثيدحت مزلتست تلااوح</w:t>
       </w:r>
     </w:p>
     <w:p>
@@ -351,7 +351,7 @@
           <w:b w:val="0"/>
           <w:i w:val="0"/>
         </w:rPr>
-        <w:t>جاري التحويل 0لایر</w:t>
+        <w:t>ریال0 ليوحتلا يراج</w:t>
       </w:r>
     </w:p>
     <w:p>
@@ -377,7 +377,7 @@
           <w:b w:val="0"/>
           <w:i w:val="0"/>
         </w:rPr>
-        <w:t>المبلغ المتبقي 96779270لایر</w:t>
+        <w:t>ریال96779270 يقبتملا غلبملا</w:t>
       </w:r>
     </w:p>
     <w:p>
@@ -390,7 +390,7 @@
           <w:b w:val="0"/>
           <w:i w:val="0"/>
         </w:rPr>
-        <w:t>طلبات اجراء اخرى</w:t>
+        <w:t>ىرخا ءارجا تابلط</w:t>
       </w:r>
     </w:p>
     <w:p>
@@ -403,7 +403,7 @@
           <w:b w:val="0"/>
           <w:i w:val="0"/>
         </w:rPr>
-        <w:t>طلب إصدار فاتورة سداد</w:t>
+        <w:t>دادس ةروتاف رادصإ بلط</w:t>
       </w:r>
     </w:p>
     <w:p>
@@ -416,7 +416,7 @@
           <w:b w:val="0"/>
           <w:i w:val="0"/>
         </w:rPr>
-        <w:t>اإلجراءات مرحلة</w:t>
+        <w:t>ةلحرم تاءارجلإا</w:t>
       </w:r>
     </w:p>
     <w:p>
@@ -442,7 +442,7 @@
           <w:b w:val="0"/>
           <w:i w:val="0"/>
         </w:rPr>
-        <w:t>إصدار فاتورة سداد</w:t>
+        <w:t>دادس ةروتاف رادصإ</w:t>
       </w:r>
     </w:p>
     <w:p>
@@ -455,7 +455,7 @@
           <w:b w:val="0"/>
           <w:i w:val="0"/>
         </w:rPr>
-        <w:t>األحد 16/03/1445</w:t>
+        <w:t>16/03/1445 دحلأا</w:t>
       </w:r>
     </w:p>
     <w:p>
@@ -468,7 +468,7 @@
           <w:b w:val="0"/>
           <w:i w:val="0"/>
         </w:rPr>
-        <w:t>التبليغ مرحلة</w:t>
+        <w:t>ةلحرم غيلبتلا</w:t>
       </w:r>
     </w:p>
     <w:p>
@@ -481,7 +481,7 @@
           <w:b w:val="0"/>
           <w:i w:val="0"/>
         </w:rPr>
-        <w:t>إجراءات على الطلب</w:t>
+        <w:t>بلطلا ىلع تاءارجإ</w:t>
       </w:r>
     </w:p>
     <w:p>
@@ -494,7 +494,7 @@
           <w:b w:val="0"/>
           <w:i w:val="0"/>
         </w:rPr>
-        <w:t>طلب تحويل مبلغ محجوز</w:t>
+        <w:t>زوجحم غلبم ليوحت بلط</w:t>
       </w:r>
     </w:p>
     <w:p>
@@ -507,7 +507,7 @@
           <w:b w:val="0"/>
           <w:i w:val="0"/>
         </w:rPr>
-        <w:t>تم قبول الطلب</w:t>
+        <w:t>بلطلا لوبق مت</w:t>
       </w:r>
     </w:p>
     <w:p>
@@ -520,7 +520,7 @@
           <w:b w:val="0"/>
           <w:i w:val="0"/>
         </w:rPr>
-        <w:t>األحد 16/03/1445</w:t>
+        <w:t>16/03/1445 دحلأا</w:t>
       </w:r>
     </w:p>
     <w:p>
@@ -546,7 +546,7 @@
           <w:b w:val="0"/>
           <w:i w:val="0"/>
         </w:rPr>
-        <w:t>حكم /قرار/ أمر صادر من المحكمة  مضمون الطلب</w:t>
+        <w:t>بلطلا نومضم  ةمكحملا نم رداص رمأ /رارق/ مكح</w:t>
       </w:r>
     </w:p>
     <w:p>
@@ -559,7 +559,7 @@
           <w:b w:val="0"/>
           <w:i w:val="0"/>
         </w:rPr>
-        <w:t>بيانات المبلغ</w:t>
+        <w:t>غلبملا تانايب</w:t>
       </w:r>
     </w:p>
     <w:p>
@@ -572,7 +572,7 @@
           <w:b w:val="0"/>
           <w:i w:val="0"/>
         </w:rPr>
-        <w:t>المبلغ المدون في السند / المحكوم بهالمبلغ المستلم</w:t>
+        <w:t>ملتسملا غلبملاهب موكحملا / دنسلا يف نودملا غلبملا</w:t>
       </w:r>
     </w:p>
     <w:p>
@@ -624,7 +624,7 @@
           <w:b w:val="0"/>
           <w:i w:val="0"/>
         </w:rPr>
-        <w:t>96779270 المبلغ المتبقي</w:t>
+        <w:t>يقبتملا غلبملا 96779270</w:t>
       </w:r>
     </w:p>
     <w:p>
@@ -650,7 +650,7 @@
           <w:b w:val="0"/>
           <w:i w:val="0"/>
         </w:rPr>
-        <w:t>لایر سعودي العملة</w:t>
+        <w:t>ةلمعلا يدوعس ریال</w:t>
       </w:r>
     </w:p>
     <w:p>
@@ -663,7 +663,7 @@
           <w:b w:val="0"/>
           <w:i w:val="0"/>
         </w:rPr>
-        <w:t>بيانات السند</w:t>
+        <w:t>دنسلا تانايب</w:t>
       </w:r>
     </w:p>
     <w:p>
@@ -676,7 +676,7 @@
           <w:b w:val="0"/>
           <w:i w:val="0"/>
         </w:rPr>
-        <w:t>رقم القضية</w:t>
+        <w:t>ةيضقلا مقر</w:t>
       </w:r>
     </w:p>
     <w:p>
@@ -689,7 +689,7 @@
           <w:b w:val="0"/>
           <w:i w:val="0"/>
         </w:rPr>
-        <w:t>42824717 المحكمه مصدره الحكم</w:t>
+        <w:t>مكحلا هردصم همكحملا 42824717</w:t>
       </w:r>
     </w:p>
     <w:p>
@@ -702,7 +702,7 @@
           <w:b w:val="0"/>
           <w:i w:val="0"/>
         </w:rPr>
-        <w:t>المحكمة التجارية بجدة</w:t>
+        <w:t>ةدجب ةيراجتلا ةمكحملا</w:t>
       </w:r>
     </w:p>
     <w:p>
@@ -715,7 +715,7 @@
           <w:b w:val="0"/>
           <w:i w:val="0"/>
         </w:rPr>
-        <w:t>تصنيف الطلب</w:t>
+        <w:t>بلطلا فينصت</w:t>
       </w:r>
     </w:p>
     <w:p>
@@ -780,7 +780,7 @@
           <w:b w:val="0"/>
           <w:i w:val="0"/>
         </w:rPr>
-        <w:t>المرفقات</w:t>
+        <w:t>تاقفرملا</w:t>
       </w:r>
     </w:p>
     <w:p>
@@ -793,7 +793,7 @@
           <w:b w:val="0"/>
           <w:i w:val="0"/>
         </w:rPr>
-        <w:t>عزيزي المستفيد , الكمال طلبك بنجاح تأكد من التالي:</w:t>
+        <w:t>:يلاتلا نم دكأت حاجنب كبلط لامكلا , ديفتسملا يزيزع</w:t>
       </w:r>
     </w:p>
     <w:p>
@@ -806,7 +806,7 @@
           <w:b w:val="0"/>
           <w:i w:val="0"/>
         </w:rPr>
-        <w:t>في حال ال يوجد ماسح ضوئي يفضل استخدام تطبيقات مساعدة لمسح المرفقات . !\</w:t>
+        <w:t>\! . تاقفرملا حسمل ةدعاسم تاقيبطت مادختسا لضفي يئوض حسام دجوي لا لاح يف</w:t>
       </w:r>
     </w:p>
     <w:p>
@@ -819,7 +819,7 @@
           <w:b w:val="0"/>
           <w:i w:val="0"/>
         </w:rPr>
-        <w:t>يجب أن يكون المرفق ملون وعالي الوضوح وبصيغة .pdf</w:t>
+        <w:t>.pdf ةغيصبو حوضولا يلاعو نولم قفرملا نوكي نأ بجي</w:t>
       </w:r>
     </w:p>
     <w:p>
@@ -832,7 +832,7 @@
           <w:b w:val="0"/>
           <w:i w:val="0"/>
         </w:rPr>
-        <w:t>.ان كان السند التنفيذي مكون من عدة صفحات تأكد من إرفاق جميع الصفحات بملف pdf واحد وبنفس الترتيب</w:t>
+        <w:t>بيترتلا سفنبو دحاو pdf فلمب تاحفصلا عيمج قافرإ نم دكأت تاحفص ةدع نم نوكم يذيفنتلا دنسلا ناك نا.</w:t>
       </w:r>
     </w:p>
     <w:p>
@@ -845,7 +845,7 @@
           <w:b w:val="0"/>
           <w:i w:val="0"/>
         </w:rPr>
-        <w:t>يتم إرفاق المستندات الخاصة بالسند التنفيذي فقط ,دون غيرها من المستندات األخرى .</w:t>
+        <w:t>. ىرخلأا تادنتسملا نم اهريغ نود, طقف يذيفنتلا دنسلاب ةصاخلا تادنتسملا قافرإ متي</w:t>
       </w:r>
     </w:p>
     <w:p>
@@ -858,7 +858,7 @@
           <w:b w:val="0"/>
           <w:i w:val="0"/>
         </w:rPr>
-        <w:t>اثناء مسح المستند , يجب أن يكون مسح المستند بحدود الصفحة وعدم تصوير أجزاء خارجيه.</w:t>
+        <w:t>.هيجراخ ءازجأ ريوصت مدعو ةحفصلا دودحب دنتسملا حسم نوكي نأ بجي , دنتسملا حسم ءانثا</w:t>
       </w:r>
     </w:p>
     <w:p>
@@ -871,7 +871,7 @@
           <w:b w:val="0"/>
           <w:i w:val="0"/>
         </w:rPr>
-        <w:t>القطعيةpdf. المكتسب ابدائي و تايد االستئناف عرض حكم ضد اسامة الزيني نسخة من السند *\</w:t>
+        <w:t>\* دنسلا نم ةخسن ينيزلا ةماسا دض مكح ضرع فانئتسلاا ديات و يئادبا بستكملا pdf.ةيعطقلا</w:t>
       </w:r>
     </w:p>
     <w:p>
@@ -884,7 +884,7 @@
           <w:b w:val="0"/>
           <w:i w:val="0"/>
         </w:rPr>
-        <w:t>صيغة الملف PDF - يجب ان تكون الصورة ملونة</w:t>
+        <w:t>ةنولم ةروصلا نوكت نا بجي - PDF فلملا ةغيص</w:t>
       </w:r>
     </w:p>
     <w:p>
@@ -897,7 +897,7 @@
           <w:b w:val="0"/>
           <w:i w:val="0"/>
         </w:rPr>
-        <w:t>طلبات اجراء بحاجة الى رد (0)</w:t>
+        <w:t>(0) در ىلا ةجاحب ءارجا تابلط</w:t>
       </w:r>
     </w:p>
     <w:p>
@@ -936,7 +936,7 @@
           <w:b w:val="0"/>
           <w:i w:val="0"/>
         </w:rPr>
-        <w:t>مقدم الطلب  بيانات األطراف</w:t>
+        <w:t>فارطلأا تانايب  بلطلا مدقم</w:t>
       </w:r>
     </w:p>
     <w:p>
@@ -949,7 +949,7 @@
           <w:b w:val="0"/>
           <w:i w:val="0"/>
         </w:rPr>
-        <w:t>محمد فواز بن منير الثعلي</w:t>
+        <w:t>يلعثلا رينم نب زاوف دمحم</w:t>
       </w:r>
     </w:p>
     <w:p>
@@ -988,7 +988,7 @@
           <w:b w:val="0"/>
           <w:i w:val="0"/>
         </w:rPr>
-        <w:t>طالب التنفيذ</w:t>
+        <w:t>ذيفنتلا بلاط</w:t>
       </w:r>
     </w:p>
     <w:p>
@@ -1066,7 +1066,7 @@
           <w:b w:val="0"/>
           <w:i w:val="0"/>
         </w:rPr>
-        <w:t>جارى التبليغ  القرارات(1)</w:t>
+        <w:t>(1)تارارقلا  غيلبتلا ىراج</w:t>
       </w:r>
     </w:p>
     <w:p>
@@ -1079,7 +1079,7 @@
           <w:b w:val="0"/>
           <w:i w:val="0"/>
         </w:rPr>
-        <w:t>قرار 34</w:t>
+        <w:t>34 رارق</w:t>
       </w:r>
     </w:p>
     <w:p>
@@ -1105,7 +1105,7 @@
           <w:b w:val="0"/>
           <w:i w:val="0"/>
         </w:rPr>
-        <w:t>400344502309377 رقم القرار</w:t>
+        <w:t>رارقلا مقر 400344502309377</w:t>
       </w:r>
     </w:p>
     <w:p>
@@ -1118,7 +1118,7 @@
           <w:b w:val="0"/>
           <w:i w:val="0"/>
         </w:rPr>
-        <w:t>1445/03/16 تاريخ إصدار القرار</w:t>
+        <w:t>رارقلا رادصإ خيرات 1445/03/16</w:t>
       </w:r>
     </w:p>
     <w:p>
@@ -1131,7 +1131,7 @@
           <w:b w:val="0"/>
           <w:i w:val="0"/>
         </w:rPr>
-        <w:t>11:57:37 وقت إصدار القرار</w:t>
+        <w:t>رارقلا رادصإ تقو 11:57:37</w:t>
       </w:r>
     </w:p>
     <w:p>
@@ -1144,7 +1144,7 @@
           <w:b w:val="0"/>
           <w:i w:val="0"/>
         </w:rPr>
-        <w:t>عرض التفاصيل نموذج القرار</w:t>
+        <w:t>رارقلا جذومن ليصافتلا ضرع</w:t>
       </w:r>
     </w:p>
     <w:p>
@@ -1170,7 +1170,7 @@
           <w:b w:val="0"/>
           <w:i w:val="0"/>
         </w:rPr>
-        <w:t>ال يوجد محاضر  المحاضر</w:t>
+        <w:t>رضاحملا  رضاحم دجوي لا</w:t>
       </w:r>
     </w:p>
     <w:p>
@@ -1209,7 +1209,7 @@
           <w:b w:val="0"/>
           <w:i w:val="0"/>
         </w:rPr>
-        <w:t>التقرير المالي  التقرير المالي</w:t>
+        <w:t>يلاملا ريرقتلا  يلاملا ريرقتلا</w:t>
       </w:r>
     </w:p>
     <w:p>
@@ -1222,7 +1222,7 @@
           <w:b w:val="0"/>
           <w:i w:val="0"/>
         </w:rPr>
-        <w:t>االيبان</w:t>
+        <w:t>نابيلاا</w:t>
       </w:r>
     </w:p>
     <w:p>
@@ -1248,7 +1248,7 @@
           <w:b w:val="0"/>
           <w:i w:val="0"/>
         </w:rPr>
-        <w:t>سجل الحركة المالية</w:t>
+        <w:t>ةيلاملا ةكرحلا لجس</w:t>
       </w:r>
     </w:p>
     <w:p>
@@ -1274,7 +1274,7 @@
           <w:b w:val="0"/>
           <w:i w:val="0"/>
         </w:rPr>
-        <w:t>المبلغ المتبقي</w:t>
+        <w:t>يقبتملا غلبملا</w:t>
       </w:r>
     </w:p>
     <w:p>
@@ -1287,7 +1287,7 @@
           <w:b w:val="0"/>
           <w:i w:val="0"/>
         </w:rPr>
-        <w:t>لحساب المستفيد</w:t>
+        <w:t>ديفتسملا باسحل</w:t>
       </w:r>
     </w:p>
     <w:p>
@@ -1300,7 +1300,7 @@
           <w:b w:val="0"/>
           <w:i w:val="0"/>
         </w:rPr>
-        <w:t>اجمالي مبلغ المطالبة</w:t>
+        <w:t>ةبلاطملا غلبم يلامجا</w:t>
       </w:r>
     </w:p>
     <w:p>
@@ -1339,7 +1339,7 @@
           <w:b w:val="0"/>
           <w:i w:val="0"/>
         </w:rPr>
-        <w:t>حسب السند التنفيذى</w:t>
+        <w:t>ىذيفنتلا دنسلا بسح</w:t>
       </w:r>
     </w:p>
     <w:p>
@@ -1365,7 +1365,7 @@
           <w:b w:val="0"/>
           <w:i w:val="0"/>
         </w:rPr>
-        <w:t>*\ قد يختلف تحديث المبالغ عن المبالغ الفعلية بدائرة التنفيذ بحسب حالة االجراء او التكاليف او الخدمات التى تمت على الطلب</w:t>
+        <w:t>بلطلا ىلع تمت ىتلا تامدخلا وا فيلاكتلا وا ءارجلاا ةلاح بسحب ذيفنتلا ةرئادب ةيلعفلا غلابملا نع غلابملا ثيدحت فلتخي دق \*</w:t>
       </w:r>
     </w:p>
     <w:p>
@@ -1378,7 +1378,7 @@
           <w:b w:val="0"/>
           <w:i w:val="0"/>
         </w:rPr>
-        <w:t>المستفيد</w:t>
+        <w:t>ديفتسملا</w:t>
       </w:r>
     </w:p>
     <w:p>
@@ -1391,7 +1391,7 @@
           <w:b w:val="0"/>
           <w:i w:val="0"/>
         </w:rPr>
-        <w:t>ال يوجد بيانات مالية الرقم المرجعي المبلغ تاريخ االجراء حالة االجراء</w:t>
+        <w:t>ءارجلاا ةلاح ءارجلاا خيرات غلبملا يعجرملا مقرلا ةيلام تانايب دجوي لا</w:t>
       </w:r>
     </w:p>
     <w:p>
@@ -1404,7 +1404,7 @@
           <w:b w:val="0"/>
           <w:i w:val="0"/>
         </w:rPr>
-        <w:t>جميع الحقوق محفوظة</w:t>
+        <w:t>ةظوفحم قوقحلا عيمج</w:t>
       </w:r>
     </w:p>
     <w:p>
@@ -1417,7 +1417,7 @@
           <w:b w:val="0"/>
           <w:i w:val="0"/>
         </w:rPr>
-        <w:t>الشروط</w:t>
+        <w:t>طورشلا</w:t>
       </w:r>
     </w:p>
     <w:p>
@@ -1430,7 +1430,7 @@
           <w:b w:val="0"/>
           <w:i w:val="0"/>
         </w:rPr>
-        <w:t>سياسة</w:t>
+        <w:t>ةسايس</w:t>
       </w:r>
     </w:p>
     <w:p>
@@ -1443,7 +1443,7 @@
           <w:b w:val="0"/>
           <w:i w:val="0"/>
         </w:rPr>
-        <w:t>االسئلة</w:t>
+        <w:t>ةلئسلاا</w:t>
       </w:r>
     </w:p>
     <w:p>
@@ -1482,7 +1482,7 @@
           <w:b w:val="0"/>
           <w:i w:val="0"/>
         </w:rPr>
-        <w:t>واألحكام</w:t>
+        <w:t>ماكحلأاو</w:t>
       </w:r>
     </w:p>
     <w:p>
@@ -1495,7 +1495,7 @@
           <w:b w:val="0"/>
           <w:i w:val="0"/>
         </w:rPr>
-        <w:t>الخصوصية</w:t>
+        <w:t>ةيصوصخلا</w:t>
       </w:r>
     </w:p>
     <w:p>
@@ -1508,7 +1508,7 @@
           <w:b w:val="0"/>
           <w:i w:val="0"/>
         </w:rPr>
-        <w:t>المتكررة</w:t>
+        <w:t>ةرركتملا</w:t>
       </w:r>
     </w:p>
     <w:p>
@@ -1534,7 +1534,7 @@
           <w:b w:val="0"/>
           <w:i w:val="0"/>
         </w:rPr>
-        <w:t>ناجز  1950</w:t>
+        <w:t>1950  زجان</w:t>
       </w:r>
     </w:p>
     <w:p>

--- a/zaini_case_audit_output/outputs/word/documents/040_أمر تنفيذ عدنان زيني ضد الشيخ أسامة ـ 401024501215577 ـ 16-03-1445.docx
+++ b/zaini_case_audit_output/outputs/word/documents/040_أمر تنفيذ عدنان زيني ضد الشيخ أسامة ـ 401024501215577 ـ 16-03-1445.docx
@@ -676,7 +676,7 @@
           <w:b w:val="0"/>
           <w:i w:val="0"/>
         </w:rPr>
-        <w:t>ةيضقلا مقر</w:t>
+        <w:t>رقم القضية</w:t>
       </w:r>
     </w:p>
     <w:p>
@@ -858,7 +858,7 @@
           <w:b w:val="0"/>
           <w:i w:val="0"/>
         </w:rPr>
-        <w:t>.هيجراخ ءازجأ ريوصت مدعو ةحفصلا دودحب دنتسملا حسم نوكي نأ بجي , دنتسملا حسم ءانثا</w:t>
+        <w:t>اثناء مسح المستند , يجب أن يكون مسح المستند بحدود الصفحة وعدم تصوير أجزاء خارجيه.</w:t>
       </w:r>
     </w:p>
     <w:p>

--- a/zaini_case_audit_output/outputs/word/documents/040_أمر تنفيذ عدنان زيني ضد الشيخ أسامة ـ 401024501215577 ـ 16-03-1445.docx
+++ b/zaini_case_audit_output/outputs/word/documents/040_أمر تنفيذ عدنان زيني ضد الشيخ أسامة ـ 401024501215577 ـ 16-03-1445.docx
@@ -70,6 +70,460 @@
     <w:p/>
     <w:p>
       <w:pPr>
+        <w:pStyle w:val="Heading2"/>
+        <w:jc w:val="right"/>
+        <w:bidi/>
+      </w:pPr>
+      <w:r>
+        <w:t>[المتن الفعلي: الوقائع / الأسباب / المنطوق] ===</w:t>
+        <w:br/>
+        <w:t>منصة ناجز AM 9:02 ,10/3/23</w:t>
+      </w:r>
+    </w:p>
+    <w:p>
+      <w:pPr>
+        <w:jc w:val="right"/>
+        <w:bidi/>
+      </w:pPr>
+      <w:r>
+        <w:rPr>
+          <w:b w:val="0"/>
+          <w:i w:val="0"/>
+        </w:rPr>
+        <w:t>بلطلا ليصافت</w:t>
+      </w:r>
+    </w:p>
+    <w:p>
+      <w:pPr>
+        <w:jc w:val="right"/>
+        <w:bidi/>
+      </w:pPr>
+      <w:r>
+        <w:rPr>
+          <w:b w:val="0"/>
+          <w:i w:val="0"/>
+        </w:rPr>
+        <w:t>رجوع لوحة المعلومات / التنفيذ /</w:t>
+      </w:r>
+    </w:p>
+    <w:p>
+      <w:pPr>
+        <w:jc w:val="right"/>
+        <w:bidi/>
+      </w:pPr>
+      <w:r>
+        <w:rPr>
+          <w:b w:val="0"/>
+          <w:i w:val="0"/>
+        </w:rPr>
+        <w:t>قيد التنفيذ</w:t>
+      </w:r>
+    </w:p>
+    <w:p>
+      <w:pPr>
+        <w:jc w:val="right"/>
+        <w:bidi/>
+      </w:pPr>
+      <w:r>
+        <w:rPr>
+          <w:b w:val="0"/>
+          <w:i w:val="0"/>
+        </w:rPr>
+        <w:t>401024501215577</w:t>
+      </w:r>
+    </w:p>
+    <w:p>
+      <w:pPr>
+        <w:jc w:val="right"/>
+        <w:bidi/>
+      </w:pPr>
+      <w:r>
+        <w:rPr>
+          <w:b w:val="0"/>
+          <w:i w:val="0"/>
+        </w:rPr>
+        <w:t>مقر ذيفنت بلط بلطلا ميدقت ينمزلا طخلا بلطلا تانايب نيصخرملا ليلد</w:t>
+      </w:r>
+    </w:p>
+    <w:p>
+      <w:pPr>
+        <w:jc w:val="right"/>
+        <w:bidi/>
+      </w:pPr>
+      <w:r>
+        <w:rPr>
+          <w:b w:val="0"/>
+          <w:i w:val="0"/>
+        </w:rPr>
+        <w:t>ةينورتكللإا تامدخلا عيمج  ققحتلا تامدخ   ثحبلل انه بتكا 3933</w:t>
+      </w:r>
+    </w:p>
+    <w:p>
+      <w:pPr>
+        <w:jc w:val="right"/>
+        <w:bidi/>
+      </w:pPr>
+      <w:r>
+        <w:rPr>
+          <w:b w:val="0"/>
+          <w:i w:val="0"/>
+        </w:rPr>
+        <w:t>... محا نب هماسأ / ابحرم https://new.najiz.sa/applications/iexecution/Request/View?requestId=CfDJ8GyQMJD4wvpOv8eHR-GWJd1IViQ3L0YZs9DUInsFXKCy\_w7MnkTUnuxaoXwSot76\_QqMcKhm0j-pA-anKTqv4PZKLbIuKCUlN6BzYabVx-I... 1/4</w:t>
+      </w:r>
+    </w:p>
+    <w:p>
+      <w:pPr>
+        <w:jc w:val="right"/>
+        <w:bidi/>
+      </w:pPr>
+      <w:r>
+        <w:rPr>
+          <w:b w:val="0"/>
+          <w:i w:val="0"/>
+        </w:rPr>
+        <w:t>ةلحرم ءاهنلاا</w:t>
+      </w:r>
+    </w:p>
+    <w:p>
+      <w:pPr>
+        <w:jc w:val="right"/>
+        <w:bidi/>
+      </w:pPr>
+      <w:r>
+        <w:rPr>
+          <w:b w:val="0"/>
+          <w:i w:val="0"/>
+        </w:rPr>
+        <w:t>هيلاملا ةكرحلا رشؤم</w:t>
+      </w:r>
+    </w:p>
+    <w:p>
+      <w:pPr>
+        <w:jc w:val="right"/>
+        <w:bidi/>
+      </w:pPr>
+      <w:r>
+        <w:rPr>
+          <w:b w:val="0"/>
+          <w:i w:val="0"/>
+        </w:rPr>
+        <w:t>الدائرة تاريخ تقديم</w:t>
+      </w:r>
+    </w:p>
+    <w:p>
+      <w:pPr>
+        <w:jc w:val="right"/>
+        <w:bidi/>
+      </w:pPr>
+      <w:r>
+        <w:rPr>
+          <w:b w:val="0"/>
+          <w:i w:val="0"/>
+        </w:rPr>
+        <w:t>ةمكحملا دنسلا عون دنسلا عون يف ةفصلا بلطلا</w:t>
+      </w:r>
+    </w:p>
+    <w:p>
+      <w:pPr>
+        <w:jc w:val="right"/>
+        <w:bidi/>
+      </w:pPr>
+      <w:r>
+        <w:rPr>
+          <w:b w:val="0"/>
+          <w:i w:val="0"/>
+        </w:rPr>
+        <w:t>ذيفنتلا ةرئاد ةمكحم يعرفلا</w:t>
+      </w:r>
+    </w:p>
+    <w:p>
+      <w:pPr>
+        <w:jc w:val="right"/>
+        <w:bidi/>
+      </w:pPr>
+      <w:r>
+        <w:rPr>
+          <w:b w:val="0"/>
+          <w:i w:val="0"/>
+        </w:rPr>
+        <w:t>يسيئرلا</w:t>
+      </w:r>
+    </w:p>
+    <w:p>
+      <w:pPr>
+        <w:jc w:val="right"/>
+        <w:bidi/>
+      </w:pPr>
+      <w:r>
+        <w:rPr>
+          <w:b w:val="0"/>
+          <w:i w:val="0"/>
+        </w:rPr>
+        <w:t>بلطلا ریال96779270.00 :ةبلاطملا يلامجا</w:t>
+      </w:r>
+    </w:p>
+    <w:p>
+      <w:pPr>
+        <w:jc w:val="right"/>
+        <w:bidi/>
+      </w:pPr>
+      <w:r>
+        <w:rPr>
+          <w:b w:val="0"/>
+          <w:i w:val="0"/>
+        </w:rPr>
+        <w:t>1445-3-13</w:t>
+      </w:r>
+    </w:p>
+    <w:p>
+      <w:pPr>
+        <w:jc w:val="right"/>
+        <w:bidi/>
+      </w:pPr>
+      <w:r>
+        <w:rPr>
+          <w:b w:val="0"/>
+          <w:i w:val="0"/>
+        </w:rPr>
+        <w:t>ةيناثلا</w:t>
+      </w:r>
+    </w:p>
+    <w:p>
+      <w:pPr>
+        <w:jc w:val="right"/>
+        <w:bidi/>
+      </w:pPr>
+      <w:r>
+        <w:rPr>
+          <w:b w:val="0"/>
+          <w:i w:val="0"/>
+        </w:rPr>
+        <w:t>التنفيذ بجدة</w:t>
+      </w:r>
+    </w:p>
+    <w:p>
+      <w:pPr>
+        <w:jc w:val="right"/>
+        <w:bidi/>
+      </w:pPr>
+      <w:r>
+        <w:rPr>
+          <w:b w:val="0"/>
+          <w:i w:val="0"/>
+        </w:rPr>
+        <w:t>و قرارات أمر صادر من منفذ ضده مالي - احكام حكم /قرار/</w:t>
+      </w:r>
+    </w:p>
+    <w:p>
+      <w:pPr>
+        <w:jc w:val="right"/>
+        <w:bidi/>
+      </w:pPr>
+      <w:r>
+        <w:rPr>
+          <w:b w:val="0"/>
+          <w:i w:val="0"/>
+        </w:rPr>
+        <w:t>ةمكحملا</w:t>
+      </w:r>
+    </w:p>
+    <w:p>
+      <w:pPr>
+        <w:jc w:val="right"/>
+        <w:bidi/>
+      </w:pPr>
+      <w:r>
+        <w:rPr>
+          <w:b w:val="0"/>
+          <w:i w:val="0"/>
+        </w:rPr>
+        <w:t>ریال0 نابيا ثيدحت مزلتست تلااوح</w:t>
+      </w:r>
+    </w:p>
+    <w:p>
+      <w:pPr>
+        <w:jc w:val="right"/>
+        <w:bidi/>
+      </w:pPr>
+      <w:r>
+        <w:rPr>
+          <w:b w:val="0"/>
+          <w:i w:val="0"/>
+        </w:rPr>
+        <w:t>ریال0 ليوحتلا يراج</w:t>
+      </w:r>
+    </w:p>
+    <w:p>
+      <w:pPr>
+        <w:jc w:val="right"/>
+        <w:bidi/>
+      </w:pPr>
+      <w:r>
+        <w:rPr>
+          <w:b w:val="0"/>
+          <w:i w:val="0"/>
+        </w:rPr>
+        <w:t>المحول للمستفيد 0لایر</w:t>
+      </w:r>
+    </w:p>
+    <w:p>
+      <w:pPr>
+        <w:jc w:val="right"/>
+        <w:bidi/>
+      </w:pPr>
+      <w:r>
+        <w:rPr>
+          <w:b w:val="0"/>
+          <w:i w:val="0"/>
+        </w:rPr>
+        <w:t>ریال96779270 يقبتملا غلبملا</w:t>
+      </w:r>
+    </w:p>
+    <w:p>
+      <w:pPr>
+        <w:jc w:val="right"/>
+        <w:bidi/>
+      </w:pPr>
+      <w:r>
+        <w:rPr>
+          <w:b w:val="0"/>
+          <w:i w:val="0"/>
+        </w:rPr>
+        <w:t>ىرخا ءارجا تابلط</w:t>
+      </w:r>
+    </w:p>
+    <w:p>
+      <w:pPr>
+        <w:jc w:val="right"/>
+        <w:bidi/>
+      </w:pPr>
+      <w:r>
+        <w:rPr>
+          <w:b w:val="0"/>
+          <w:i w:val="0"/>
+        </w:rPr>
+        <w:t>دادس ةروتاف رادصإ بلط</w:t>
+      </w:r>
+    </w:p>
+    <w:p>
+      <w:pPr>
+        <w:jc w:val="right"/>
+        <w:bidi/>
+      </w:pPr>
+      <w:r>
+        <w:rPr>
+          <w:b w:val="0"/>
+          <w:i w:val="0"/>
+        </w:rPr>
+        <w:t>ةلحرم تاءارجلإا</w:t>
+      </w:r>
+    </w:p>
+    <w:p>
+      <w:pPr>
+        <w:jc w:val="right"/>
+        <w:bidi/>
+      </w:pPr>
+      <w:r>
+        <w:rPr>
+          <w:b w:val="0"/>
+          <w:i w:val="0"/>
+        </w:rPr>
+        <w:t>46 طلب رفع اجراء من قرار</w:t>
+      </w:r>
+    </w:p>
+    <w:p>
+      <w:pPr>
+        <w:jc w:val="right"/>
+        <w:bidi/>
+      </w:pPr>
+      <w:r>
+        <w:rPr>
+          <w:b w:val="0"/>
+          <w:i w:val="0"/>
+        </w:rPr>
+        <w:t>دادس ةروتاف رادصإ</w:t>
+      </w:r>
+    </w:p>
+    <w:p>
+      <w:pPr>
+        <w:jc w:val="right"/>
+        <w:bidi/>
+      </w:pPr>
+      <w:r>
+        <w:rPr>
+          <w:b w:val="0"/>
+          <w:i w:val="0"/>
+        </w:rPr>
+        <w:t>16/03/1445 دحلأا</w:t>
+      </w:r>
+    </w:p>
+    <w:p>
+      <w:pPr>
+        <w:jc w:val="right"/>
+        <w:bidi/>
+      </w:pPr>
+      <w:r>
+        <w:rPr>
+          <w:b w:val="0"/>
+          <w:i w:val="0"/>
+        </w:rPr>
+        <w:t>ةلحرم غيلبتلا</w:t>
+      </w:r>
+    </w:p>
+    <w:p>
+      <w:pPr>
+        <w:jc w:val="right"/>
+        <w:bidi/>
+      </w:pPr>
+      <w:r>
+        <w:rPr>
+          <w:b w:val="0"/>
+          <w:i w:val="0"/>
+        </w:rPr>
+        <w:t>بلطلا ىلع تاءارجإ</w:t>
+      </w:r>
+    </w:p>
+    <w:p>
+      <w:pPr>
+        <w:jc w:val="right"/>
+        <w:bidi/>
+      </w:pPr>
+      <w:r>
+        <w:rPr>
+          <w:b w:val="0"/>
+          <w:i w:val="0"/>
+        </w:rPr>
+        <w:t>زوجحم غلبم ليوحت بلط</w:t>
+      </w:r>
+    </w:p>
+    <w:p>
+      <w:pPr>
+        <w:jc w:val="right"/>
+        <w:bidi/>
+      </w:pPr>
+      <w:r>
+        <w:rPr>
+          <w:b w:val="0"/>
+          <w:i w:val="0"/>
+        </w:rPr>
+        <w:t>بلطلا لوبق مت</w:t>
+      </w:r>
+    </w:p>
+    <w:p>
+      <w:pPr>
+        <w:jc w:val="right"/>
+        <w:bidi/>
+      </w:pPr>
+      <w:r>
+        <w:rPr>
+          <w:b w:val="0"/>
+          <w:i w:val="0"/>
+        </w:rPr>
+        <w:t>16/03/1445 دحلأا</w:t>
+      </w:r>
+    </w:p>
+    <w:p>
+      <w:pPr>
         <w:jc w:val="right"/>
         <w:bidi/>
       </w:pPr>
@@ -91,7 +545,7 @@
           <w:b w:val="0"/>
           <w:i w:val="0"/>
         </w:rPr>
-        <w:t>بلطلا ليصافت</w:t>
+        <w:t>بلطلا نومضم  ةمكحملا نم رداص رمأ /رارق/ مكح</w:t>
       </w:r>
     </w:p>
     <w:p>
@@ -104,7 +558,7 @@
           <w:b w:val="0"/>
           <w:i w:val="0"/>
         </w:rPr>
-        <w:t>رجوع لوحة المعلومات / التنفيذ /</w:t>
+        <w:t>غلبملا تانايب</w:t>
       </w:r>
     </w:p>
     <w:p>
@@ -117,7 +571,7 @@
           <w:b w:val="0"/>
           <w:i w:val="0"/>
         </w:rPr>
-        <w:t>قيد التنفيذ</w:t>
+        <w:t>ملتسملا غلبملاهب موكحملا / دنسلا يف نودملا غلبملا</w:t>
       </w:r>
     </w:p>
     <w:p>
@@ -130,7 +584,7 @@
           <w:b w:val="0"/>
           <w:i w:val="0"/>
         </w:rPr>
-        <w:t>401024501215577</w:t>
+        <w:t>0</w:t>
       </w:r>
     </w:p>
     <w:p>
@@ -143,7 +597,7 @@
           <w:b w:val="0"/>
           <w:i w:val="0"/>
         </w:rPr>
-        <w:t>مقر ذيفنت بلط بلطلا ميدقت ينمزلا طخلا بلطلا تانايب نيصخرملا ليلد</w:t>
+        <w:t>96779270</w:t>
       </w:r>
     </w:p>
     <w:p>
@@ -156,7 +610,7 @@
           <w:b w:val="0"/>
           <w:i w:val="0"/>
         </w:rPr>
-        <w:t>ةينورتكللإا تامدخلا عيمج  ققحتلا تامدخ   ثحبلل انه بتكا 3933</w:t>
+        <w:t>المبلغ المطلوب تنفيذه</w:t>
       </w:r>
     </w:p>
     <w:p>
@@ -169,7 +623,7 @@
           <w:b w:val="0"/>
           <w:i w:val="0"/>
         </w:rPr>
-        <w:t>... محا نب هماسأ / ابحرم https://new.najiz.sa/applications/iexecution/Request/View?requestId=CfDJ8GyQMJD4wvpOv8eHR-GWJd1IViQ3L0YZs9DUInsFXKCy\_w7MnkTUnuxaoXwSot76\_QqMcKhm0j-pA-anKTqv4PZKLbIuKCUlN6BzYabVx-I... 1/4</w:t>
+        <w:t>يقبتملا غلبملا 96779270</w:t>
       </w:r>
     </w:p>
     <w:p>
@@ -182,7 +636,7 @@
           <w:b w:val="0"/>
           <w:i w:val="0"/>
         </w:rPr>
-        <w:t>ةلحرم ءاهنلاا</w:t>
+        <w:t>96779270</w:t>
       </w:r>
     </w:p>
     <w:p>
@@ -195,7 +649,7 @@
           <w:b w:val="0"/>
           <w:i w:val="0"/>
         </w:rPr>
-        <w:t>هيلاملا ةكرحلا رشؤم</w:t>
+        <w:t>ةلمعلا يدوعس ریال</w:t>
       </w:r>
     </w:p>
     <w:p>
@@ -208,7 +662,7 @@
           <w:b w:val="0"/>
           <w:i w:val="0"/>
         </w:rPr>
-        <w:t>الدائرة تاريخ تقديم</w:t>
+        <w:t>دنسلا تانايب</w:t>
       </w:r>
     </w:p>
     <w:p>
@@ -221,7 +675,7 @@
           <w:b w:val="0"/>
           <w:i w:val="0"/>
         </w:rPr>
-        <w:t>ةمكحملا دنسلا عون دنسلا عون يف ةفصلا بلطلا</w:t>
+        <w:t>رقم القضية</w:t>
       </w:r>
     </w:p>
     <w:p>
@@ -234,7 +688,7 @@
           <w:b w:val="0"/>
           <w:i w:val="0"/>
         </w:rPr>
-        <w:t>ذيفنتلا ةرئاد ةمكحم يعرفلا</w:t>
+        <w:t>مكحلا هردصم همكحملا 42824717</w:t>
       </w:r>
     </w:p>
     <w:p>
@@ -247,7 +701,7 @@
           <w:b w:val="0"/>
           <w:i w:val="0"/>
         </w:rPr>
-        <w:t>يسيئرلا</w:t>
+        <w:t>ةدجب ةيراجتلا ةمكحملا</w:t>
       </w:r>
     </w:p>
     <w:p>
@@ -260,7 +714,7 @@
           <w:b w:val="0"/>
           <w:i w:val="0"/>
         </w:rPr>
-        <w:t>بلطلا ریال96779270.00 :ةبلاطملا يلامجا</w:t>
+        <w:t>بلطلا فينصت</w:t>
       </w:r>
     </w:p>
     <w:p>
@@ -273,7 +727,7 @@
           <w:b w:val="0"/>
           <w:i w:val="0"/>
         </w:rPr>
-        <w:t>1445-3-13</w:t>
+        <w:t>تنفيذ حكم تجاري قيمة مبيع سنة القضية</w:t>
       </w:r>
     </w:p>
     <w:p>
@@ -286,7 +740,31 @@
           <w:b w:val="0"/>
           <w:i w:val="0"/>
         </w:rPr>
-        <w:t>ةيناثلا</w:t>
+        <w:t>1442</w:t>
+      </w:r>
+    </w:p>
+    <w:p>
+      <w:pPr>
+        <w:pStyle w:val="Heading2"/>
+        <w:jc w:val="right"/>
+        <w:bidi/>
+      </w:pPr>
+      <w:r>
+        <w:t>[الطلبات / المرفقات] ===</w:t>
+        <w:br/>
+        <w:t>تفاصيل و مرفقات</w:t>
+      </w:r>
+    </w:p>
+    <w:p>
+      <w:pPr>
+        <w:pStyle w:val="Heading2"/>
+        <w:jc w:val="right"/>
+        <w:bidi/>
+      </w:pPr>
+      <w:r>
+        <w:t>[المتن الفعلي: الوقائع / الأسباب / المنطوق] ===</w:t>
+        <w:br/>
+        <w:t>طلب تنفيذ بشأن مطالبة مالية والمبلغ المطلوب تنفيذه (96779270) وصف الحق</w:t>
       </w:r>
     </w:p>
     <w:p>
@@ -299,7 +777,7 @@
           <w:b w:val="0"/>
           <w:i w:val="0"/>
         </w:rPr>
-        <w:t>التنفيذ بجدة</w:t>
+        <w:t>تاقفرملا</w:t>
       </w:r>
     </w:p>
     <w:p>
@@ -312,7 +790,31 @@
           <w:b w:val="0"/>
           <w:i w:val="0"/>
         </w:rPr>
-        <w:t>و قرارات أمر صادر من منفذ ضده مالي - احكام حكم /قرار/</w:t>
+        <w:t>:يلاتلا نم دكأت حاجنب كبلط لامكلا , ديفتسملا يزيزع</w:t>
+      </w:r>
+    </w:p>
+    <w:p>
+      <w:pPr>
+        <w:pStyle w:val="Heading2"/>
+        <w:jc w:val="right"/>
+        <w:bidi/>
+      </w:pPr>
+      <w:r>
+        <w:t>[بيانات الأطراف: المدعي / المدعى عليه / الحاضرون] ===</w:t>
+        <w:br/>
+        <w:t>\! . تاقفرملا حسمل ةدعاسم تاقيبطت مادختسا لضفي يئوض حسام دجوي لا لاح يف</w:t>
+      </w:r>
+    </w:p>
+    <w:p>
+      <w:pPr>
+        <w:pStyle w:val="Heading2"/>
+        <w:jc w:val="right"/>
+        <w:bidi/>
+      </w:pPr>
+      <w:r>
+        <w:t>[المتن الفعلي: الوقائع / الأسباب / المنطوق] ===</w:t>
+        <w:br/>
+        <w:t>.pdf ةغيصبو حوضولا يلاعو نولم قفرملا نوكي نأ بجي</w:t>
       </w:r>
     </w:p>
     <w:p>
@@ -325,7 +827,7 @@
           <w:b w:val="0"/>
           <w:i w:val="0"/>
         </w:rPr>
-        <w:t>ةمكحملا</w:t>
+        <w:t>بيترتلا سفنبو دحاو pdf فلمب تاحفصلا عيمج قافرإ نم دكأت تاحفص ةدع نم نوكم يذيفنتلا دنسلا ناك نا.</w:t>
       </w:r>
     </w:p>
     <w:p>
@@ -338,7 +840,31 @@
           <w:b w:val="0"/>
           <w:i w:val="0"/>
         </w:rPr>
-        <w:t>ریال0 نابيا ثيدحت مزلتست تلااوح</w:t>
+        <w:t>. ىرخلأا تادنتسملا نم اهريغ نود, طقف يذيفنتلا دنسلاب ةصاخلا تادنتسملا قافرإ متي</w:t>
+      </w:r>
+    </w:p>
+    <w:p>
+      <w:pPr>
+        <w:pStyle w:val="Heading2"/>
+        <w:jc w:val="right"/>
+        <w:bidi/>
+      </w:pPr>
+      <w:r>
+        <w:t>[ترويسة / كليشة رسمية — معلومات متكررة] ===</w:t>
+        <w:br/>
+        <w:t>اثناء مسح المستند , يجب أن يكون مسح المستند بحدود الصفحة وعدم تصوير أجزاء خارجيه.</w:t>
+      </w:r>
+    </w:p>
+    <w:p>
+      <w:pPr>
+        <w:pStyle w:val="Heading2"/>
+        <w:jc w:val="right"/>
+        <w:bidi/>
+      </w:pPr>
+      <w:r>
+        <w:t>[المتن الفعلي: الوقائع / الأسباب / المنطوق] ===</w:t>
+        <w:br/>
+        <w:t>\* دنسلا نم ةخسن ينيزلا ةماسا دض مكح ضرع فانئتسلاا ديات و يئادبا بستكملا pdf.ةيعطقلا</w:t>
       </w:r>
     </w:p>
     <w:p>
@@ -351,7 +877,7 @@
           <w:b w:val="0"/>
           <w:i w:val="0"/>
         </w:rPr>
-        <w:t>ریال0 ليوحتلا يراج</w:t>
+        <w:t>ةنولم ةروصلا نوكت نا بجي - PDF فلملا ةغيص</w:t>
       </w:r>
     </w:p>
     <w:p>
@@ -364,7 +890,7 @@
           <w:b w:val="0"/>
           <w:i w:val="0"/>
         </w:rPr>
-        <w:t>المحول للمستفيد 0لایر</w:t>
+        <w:t>(0) در ىلا ةجاحب ءارجا تابلط</w:t>
       </w:r>
     </w:p>
     <w:p>
@@ -377,150 +903,7 @@
           <w:b w:val="0"/>
           <w:i w:val="0"/>
         </w:rPr>
-        <w:t>ریال96779270 يقبتملا غلبملا</w:t>
-      </w:r>
-    </w:p>
-    <w:p>
-      <w:pPr>
-        <w:jc w:val="right"/>
-        <w:bidi/>
-      </w:pPr>
-      <w:r>
-        <w:rPr>
-          <w:b w:val="0"/>
-          <w:i w:val="0"/>
-        </w:rPr>
-        <w:t>ىرخا ءارجا تابلط</w:t>
-      </w:r>
-    </w:p>
-    <w:p>
-      <w:pPr>
-        <w:jc w:val="right"/>
-        <w:bidi/>
-      </w:pPr>
-      <w:r>
-        <w:rPr>
-          <w:b w:val="0"/>
-          <w:i w:val="0"/>
-        </w:rPr>
-        <w:t>دادس ةروتاف رادصإ بلط</w:t>
-      </w:r>
-    </w:p>
-    <w:p>
-      <w:pPr>
-        <w:jc w:val="right"/>
-        <w:bidi/>
-      </w:pPr>
-      <w:r>
-        <w:rPr>
-          <w:b w:val="0"/>
-          <w:i w:val="0"/>
-        </w:rPr>
-        <w:t>ةلحرم تاءارجلإا</w:t>
-      </w:r>
-    </w:p>
-    <w:p>
-      <w:pPr>
-        <w:jc w:val="right"/>
-        <w:bidi/>
-      </w:pPr>
-      <w:r>
-        <w:rPr>
-          <w:b w:val="0"/>
-          <w:i w:val="0"/>
-        </w:rPr>
-        <w:t>46 طلب رفع اجراء من قرار</w:t>
-      </w:r>
-    </w:p>
-    <w:p>
-      <w:pPr>
-        <w:jc w:val="right"/>
-        <w:bidi/>
-      </w:pPr>
-      <w:r>
-        <w:rPr>
-          <w:b w:val="0"/>
-          <w:i w:val="0"/>
-        </w:rPr>
-        <w:t>دادس ةروتاف رادصإ</w:t>
-      </w:r>
-    </w:p>
-    <w:p>
-      <w:pPr>
-        <w:jc w:val="right"/>
-        <w:bidi/>
-      </w:pPr>
-      <w:r>
-        <w:rPr>
-          <w:b w:val="0"/>
-          <w:i w:val="0"/>
-        </w:rPr>
-        <w:t>16/03/1445 دحلأا</w:t>
-      </w:r>
-    </w:p>
-    <w:p>
-      <w:pPr>
-        <w:jc w:val="right"/>
-        <w:bidi/>
-      </w:pPr>
-      <w:r>
-        <w:rPr>
-          <w:b w:val="0"/>
-          <w:i w:val="0"/>
-        </w:rPr>
-        <w:t>ةلحرم غيلبتلا</w:t>
-      </w:r>
-    </w:p>
-    <w:p>
-      <w:pPr>
-        <w:jc w:val="right"/>
-        <w:bidi/>
-      </w:pPr>
-      <w:r>
-        <w:rPr>
-          <w:b w:val="0"/>
-          <w:i w:val="0"/>
-        </w:rPr>
-        <w:t>بلطلا ىلع تاءارجإ</w:t>
-      </w:r>
-    </w:p>
-    <w:p>
-      <w:pPr>
-        <w:jc w:val="right"/>
-        <w:bidi/>
-      </w:pPr>
-      <w:r>
-        <w:rPr>
-          <w:b w:val="0"/>
-          <w:i w:val="0"/>
-        </w:rPr>
-        <w:t>زوجحم غلبم ليوحت بلط</w:t>
-      </w:r>
-    </w:p>
-    <w:p>
-      <w:pPr>
-        <w:jc w:val="right"/>
-        <w:bidi/>
-      </w:pPr>
-      <w:r>
-        <w:rPr>
-          <w:b w:val="0"/>
-          <w:i w:val="0"/>
-        </w:rPr>
-        <w:t>بلطلا لوبق مت</w:t>
-      </w:r>
-    </w:p>
-    <w:p>
-      <w:pPr>
-        <w:jc w:val="right"/>
-        <w:bidi/>
-      </w:pPr>
-      <w:r>
-        <w:rPr>
-          <w:b w:val="0"/>
-          <w:i w:val="0"/>
-        </w:rPr>
-        <w:t>16/03/1445 دحلأا</w:t>
+        <w:t>https://new.najiz.sa/applications/iexecution/Request/View?requestId=CfDJ8GyQMJD4wvpOv8eHR-GWJd1IViQ3L0YZs9DUInsFXKCy\_w7MnkTUnuxaoXwSot76\_QqMcKhm0j-pA-anKTqv4PZKLbIuKCUlN6BzYabVx-I... 2/4</w:t>
       </w:r>
     </w:p>
     <w:p>
@@ -546,7 +929,7 @@
           <w:b w:val="0"/>
           <w:i w:val="0"/>
         </w:rPr>
-        <w:t>بلطلا نومضم  ةمكحملا نم رداص رمأ /رارق/ مكح</w:t>
+        <w:t>فارطلأا تانايب  بلطلا مدقم</w:t>
       </w:r>
     </w:p>
     <w:p>
@@ -559,7 +942,31 @@
           <w:b w:val="0"/>
           <w:i w:val="0"/>
         </w:rPr>
-        <w:t>غلبملا تانايب</w:t>
+        <w:t>يلعثلا رينم نب زاوف دمحم</w:t>
+      </w:r>
+    </w:p>
+    <w:p>
+      <w:pPr>
+        <w:pStyle w:val="Heading2"/>
+        <w:jc w:val="right"/>
+        <w:bidi/>
+      </w:pPr>
+      <w:r>
+        <w:t>[بيانات الأطراف: المدعي / المدعى عليه / الحاضرون] ===</w:t>
+        <w:br/>
+        <w:t>وكيل فرد هوية وطنية: 1098908278 عرض المزيد</w:t>
+      </w:r>
+    </w:p>
+    <w:p>
+      <w:pPr>
+        <w:pStyle w:val="Heading2"/>
+        <w:jc w:val="right"/>
+        <w:bidi/>
+      </w:pPr>
+      <w:r>
+        <w:t>[المتن الفعلي: الوقائع / الأسباب / المنطوق] ===</w:t>
+        <w:br/>
+        <w:t>المنفذ ضده</w:t>
       </w:r>
     </w:p>
     <w:p>
@@ -572,7 +979,7 @@
           <w:b w:val="0"/>
           <w:i w:val="0"/>
         </w:rPr>
-        <w:t>ملتسملا غلبملاهب موكحملا / دنسلا يف نودملا غلبملا</w:t>
+        <w:t>ذيفنتلا بلاط</w:t>
       </w:r>
     </w:p>
     <w:p>
@@ -585,7 +992,7 @@
           <w:b w:val="0"/>
           <w:i w:val="0"/>
         </w:rPr>
-        <w:t>0</w:t>
+        <w:t>اسامة احمد عباس زيني</w:t>
       </w:r>
     </w:p>
     <w:p>
@@ -598,7 +1005,55 @@
           <w:b w:val="0"/>
           <w:i w:val="0"/>
         </w:rPr>
-        <w:t>96779270</w:t>
+        <w:t>عدنان احمد عباس زيني - المبلغ المستحق</w:t>
+      </w:r>
+    </w:p>
+    <w:p>
+      <w:pPr>
+        <w:pStyle w:val="Heading2"/>
+        <w:jc w:val="right"/>
+        <w:bidi/>
+      </w:pPr>
+      <w:r>
+        <w:t>[بيانات الأطراف: المدعي / المدعى عليه / الحاضرون] ===</w:t>
+        <w:br/>
+        <w:t>فرد هوية وطنية: 1008017301 عرض المزيد</w:t>
+      </w:r>
+    </w:p>
+    <w:p>
+      <w:pPr>
+        <w:pStyle w:val="Heading2"/>
+        <w:jc w:val="right"/>
+        <w:bidi/>
+      </w:pPr>
+      <w:r>
+        <w:t>[المتن الفعلي: الوقائع / الأسباب / المنطوق] ===</w:t>
+        <w:br/>
+        <w:t>(96779270)</w:t>
+      </w:r>
+    </w:p>
+    <w:p>
+      <w:pPr>
+        <w:pStyle w:val="Heading2"/>
+        <w:jc w:val="right"/>
+        <w:bidi/>
+      </w:pPr>
+      <w:r>
+        <w:t>[بيانات الأطراف: المدعي / المدعى عليه / الحاضرون] ===</w:t>
+        <w:br/>
+        <w:t>فرد هوية وطنية: 1017092733 عرض المزيد</w:t>
+      </w:r>
+    </w:p>
+    <w:p>
+      <w:pPr>
+        <w:pStyle w:val="Heading2"/>
+        <w:jc w:val="right"/>
+        <w:bidi/>
+      </w:pPr>
+      <w:r>
+        <w:t>[المتن الفعلي: الوقائع / الأسباب / المنطوق] ===</w:t>
+        <w:br/>
+        <w:t>(1)تارارقلا  غيلبتلا ىراج</w:t>
       </w:r>
     </w:p>
     <w:p>
@@ -611,7 +1066,31 @@
           <w:b w:val="0"/>
           <w:i w:val="0"/>
         </w:rPr>
-        <w:t>المبلغ المطلوب تنفيذه</w:t>
+        <w:t>34 رارق</w:t>
+      </w:r>
+    </w:p>
+    <w:p>
+      <w:pPr>
+        <w:pStyle w:val="Heading2"/>
+        <w:jc w:val="right"/>
+        <w:bidi/>
+      </w:pPr>
+      <w:r>
+        <w:t>[بيانات الأطراف: المدعي / المدعى عليه / الحاضرون] ===</w:t>
+        <w:br/>
+        <w:t>اسامة احمد عباس زيني اسم المنفذ ضدة</w:t>
+      </w:r>
+    </w:p>
+    <w:p>
+      <w:pPr>
+        <w:pStyle w:val="Heading2"/>
+        <w:jc w:val="right"/>
+        <w:bidi/>
+      </w:pPr>
+      <w:r>
+        <w:t>[المتن الفعلي: الوقائع / الأسباب / المنطوق] ===</w:t>
+        <w:br/>
+        <w:t>رارقلا مقر 400344502309377</w:t>
       </w:r>
     </w:p>
     <w:p>
@@ -624,7 +1103,7 @@
           <w:b w:val="0"/>
           <w:i w:val="0"/>
         </w:rPr>
-        <w:t>يقبتملا غلبملا 96779270</w:t>
+        <w:t>رارقلا رادصإ خيرات 1445/03/16</w:t>
       </w:r>
     </w:p>
     <w:p>
@@ -637,7 +1116,7 @@
           <w:b w:val="0"/>
           <w:i w:val="0"/>
         </w:rPr>
-        <w:t>96779270</w:t>
+        <w:t>رارقلا رادصإ تقو 11:57:37</w:t>
       </w:r>
     </w:p>
     <w:p>
@@ -650,7 +1129,7 @@
           <w:b w:val="0"/>
           <w:i w:val="0"/>
         </w:rPr>
-        <w:t>ةلمعلا يدوعس ریال</w:t>
+        <w:t>رارقلا جذومن ليصافتلا ضرع</w:t>
       </w:r>
     </w:p>
     <w:p>
@@ -663,7 +1142,7 @@
           <w:b w:val="0"/>
           <w:i w:val="0"/>
         </w:rPr>
-        <w:t>دنسلا تانايب</w:t>
+        <w:t>ال يوجد طلبات تنفيذية  الخدمات تنفيذية</w:t>
       </w:r>
     </w:p>
     <w:p>
@@ -676,7 +1155,7 @@
           <w:b w:val="0"/>
           <w:i w:val="0"/>
         </w:rPr>
-        <w:t>رقم القضية</w:t>
+        <w:t>رضاحملا  رضاحم دجوي لا</w:t>
       </w:r>
     </w:p>
     <w:p>
@@ -689,228 +1168,7 @@
           <w:b w:val="0"/>
           <w:i w:val="0"/>
         </w:rPr>
-        <w:t>مكحلا هردصم همكحملا 42824717</w:t>
-      </w:r>
-    </w:p>
-    <w:p>
-      <w:pPr>
-        <w:jc w:val="right"/>
-        <w:bidi/>
-      </w:pPr>
-      <w:r>
-        <w:rPr>
-          <w:b w:val="0"/>
-          <w:i w:val="0"/>
-        </w:rPr>
-        <w:t>ةدجب ةيراجتلا ةمكحملا</w:t>
-      </w:r>
-    </w:p>
-    <w:p>
-      <w:pPr>
-        <w:jc w:val="right"/>
-        <w:bidi/>
-      </w:pPr>
-      <w:r>
-        <w:rPr>
-          <w:b w:val="0"/>
-          <w:i w:val="0"/>
-        </w:rPr>
-        <w:t>بلطلا فينصت</w:t>
-      </w:r>
-    </w:p>
-    <w:p>
-      <w:pPr>
-        <w:jc w:val="right"/>
-        <w:bidi/>
-      </w:pPr>
-      <w:r>
-        <w:rPr>
-          <w:b w:val="0"/>
-          <w:i w:val="0"/>
-        </w:rPr>
-        <w:t>تنفيذ حكم تجاري قيمة مبيع سنة القضية</w:t>
-      </w:r>
-    </w:p>
-    <w:p>
-      <w:pPr>
-        <w:jc w:val="right"/>
-        <w:bidi/>
-      </w:pPr>
-      <w:r>
-        <w:rPr>
-          <w:b w:val="0"/>
-          <w:i w:val="0"/>
-        </w:rPr>
-        <w:t>1442</w:t>
-      </w:r>
-    </w:p>
-    <w:p>
-      <w:pPr>
-        <w:jc w:val="right"/>
-        <w:bidi/>
-      </w:pPr>
-      <w:r>
-        <w:rPr>
-          <w:b w:val="0"/>
-          <w:i w:val="0"/>
-        </w:rPr>
-        <w:t>تفاصيل و مرفقات</w:t>
-      </w:r>
-    </w:p>
-    <w:p>
-      <w:pPr>
-        <w:jc w:val="right"/>
-        <w:bidi/>
-      </w:pPr>
-      <w:r>
-        <w:rPr>
-          <w:b w:val="0"/>
-          <w:i w:val="0"/>
-        </w:rPr>
-        <w:t>طلب تنفيذ بشأن مطالبة مالية والمبلغ المطلوب تنفيذه (96779270) وصف الحق</w:t>
-      </w:r>
-    </w:p>
-    <w:p>
-      <w:pPr>
-        <w:jc w:val="right"/>
-        <w:bidi/>
-      </w:pPr>
-      <w:r>
-        <w:rPr>
-          <w:b w:val="0"/>
-          <w:i w:val="0"/>
-        </w:rPr>
-        <w:t>تاقفرملا</w:t>
-      </w:r>
-    </w:p>
-    <w:p>
-      <w:pPr>
-        <w:jc w:val="right"/>
-        <w:bidi/>
-      </w:pPr>
-      <w:r>
-        <w:rPr>
-          <w:b w:val="0"/>
-          <w:i w:val="0"/>
-        </w:rPr>
-        <w:t>:يلاتلا نم دكأت حاجنب كبلط لامكلا , ديفتسملا يزيزع</w:t>
-      </w:r>
-    </w:p>
-    <w:p>
-      <w:pPr>
-        <w:jc w:val="right"/>
-        <w:bidi/>
-      </w:pPr>
-      <w:r>
-        <w:rPr>
-          <w:b w:val="0"/>
-          <w:i w:val="0"/>
-        </w:rPr>
-        <w:t>\! . تاقفرملا حسمل ةدعاسم تاقيبطت مادختسا لضفي يئوض حسام دجوي لا لاح يف</w:t>
-      </w:r>
-    </w:p>
-    <w:p>
-      <w:pPr>
-        <w:jc w:val="right"/>
-        <w:bidi/>
-      </w:pPr>
-      <w:r>
-        <w:rPr>
-          <w:b w:val="0"/>
-          <w:i w:val="0"/>
-        </w:rPr>
-        <w:t>.pdf ةغيصبو حوضولا يلاعو نولم قفرملا نوكي نأ بجي</w:t>
-      </w:r>
-    </w:p>
-    <w:p>
-      <w:pPr>
-        <w:jc w:val="right"/>
-        <w:bidi/>
-      </w:pPr>
-      <w:r>
-        <w:rPr>
-          <w:b w:val="0"/>
-          <w:i w:val="0"/>
-        </w:rPr>
-        <w:t>بيترتلا سفنبو دحاو pdf فلمب تاحفصلا عيمج قافرإ نم دكأت تاحفص ةدع نم نوكم يذيفنتلا دنسلا ناك نا.</w:t>
-      </w:r>
-    </w:p>
-    <w:p>
-      <w:pPr>
-        <w:jc w:val="right"/>
-        <w:bidi/>
-      </w:pPr>
-      <w:r>
-        <w:rPr>
-          <w:b w:val="0"/>
-          <w:i w:val="0"/>
-        </w:rPr>
-        <w:t>. ىرخلأا تادنتسملا نم اهريغ نود, طقف يذيفنتلا دنسلاب ةصاخلا تادنتسملا قافرإ متي</w:t>
-      </w:r>
-    </w:p>
-    <w:p>
-      <w:pPr>
-        <w:jc w:val="right"/>
-        <w:bidi/>
-      </w:pPr>
-      <w:r>
-        <w:rPr>
-          <w:b w:val="0"/>
-          <w:i w:val="0"/>
-        </w:rPr>
-        <w:t>اثناء مسح المستند , يجب أن يكون مسح المستند بحدود الصفحة وعدم تصوير أجزاء خارجيه.</w:t>
-      </w:r>
-    </w:p>
-    <w:p>
-      <w:pPr>
-        <w:jc w:val="right"/>
-        <w:bidi/>
-      </w:pPr>
-      <w:r>
-        <w:rPr>
-          <w:b w:val="0"/>
-          <w:i w:val="0"/>
-        </w:rPr>
-        <w:t>\* دنسلا نم ةخسن ينيزلا ةماسا دض مكح ضرع فانئتسلاا ديات و يئادبا بستكملا pdf.ةيعطقلا</w:t>
-      </w:r>
-    </w:p>
-    <w:p>
-      <w:pPr>
-        <w:jc w:val="right"/>
-        <w:bidi/>
-      </w:pPr>
-      <w:r>
-        <w:rPr>
-          <w:b w:val="0"/>
-          <w:i w:val="0"/>
-        </w:rPr>
-        <w:t>ةنولم ةروصلا نوكت نا بجي - PDF فلملا ةغيص</w:t>
-      </w:r>
-    </w:p>
-    <w:p>
-      <w:pPr>
-        <w:jc w:val="right"/>
-        <w:bidi/>
-      </w:pPr>
-      <w:r>
-        <w:rPr>
-          <w:b w:val="0"/>
-          <w:i w:val="0"/>
-        </w:rPr>
-        <w:t>(0) در ىلا ةجاحب ءارجا تابلط</w:t>
-      </w:r>
-    </w:p>
-    <w:p>
-      <w:pPr>
-        <w:jc w:val="right"/>
-        <w:bidi/>
-      </w:pPr>
-      <w:r>
-        <w:rPr>
-          <w:b w:val="0"/>
-          <w:i w:val="0"/>
-        </w:rPr>
-        <w:t>https://new.najiz.sa/applications/iexecution/Request/View?requestId=CfDJ8GyQMJD4wvpOv8eHR-GWJd1IViQ3L0YZs9DUInsFXKCy\_w7MnkTUnuxaoXwSot76\_QqMcKhm0j-pA-anKTqv4PZKLbIuKCUlN6BzYabVx-I... 2/4</w:t>
+        <w:t>https://new.najiz.sa/applications/iexecution/Request/View?requestId=CfDJ8GyQMJD4wvpOv8eHR-GWJd1IViQ3L0YZs9DUInsFXKCy\_w7MnkTUnuxaoXwSot76\_QqMcKhm0j-pA-anKTqv4PZKLbIuKCUlN6BzYabVx-I... 3/4</w:t>
       </w:r>
     </w:p>
     <w:p>
@@ -936,279 +1194,6 @@
           <w:b w:val="0"/>
           <w:i w:val="0"/>
         </w:rPr>
-        <w:t>فارطلأا تانايب  بلطلا مدقم</w:t>
-      </w:r>
-    </w:p>
-    <w:p>
-      <w:pPr>
-        <w:jc w:val="right"/>
-        <w:bidi/>
-      </w:pPr>
-      <w:r>
-        <w:rPr>
-          <w:b w:val="0"/>
-          <w:i w:val="0"/>
-        </w:rPr>
-        <w:t>يلعثلا رينم نب زاوف دمحم</w:t>
-      </w:r>
-    </w:p>
-    <w:p>
-      <w:pPr>
-        <w:jc w:val="right"/>
-        <w:bidi/>
-      </w:pPr>
-      <w:r>
-        <w:rPr>
-          <w:b w:val="0"/>
-          <w:i w:val="0"/>
-        </w:rPr>
-        <w:t>وكيل فرد هوية وطنية: 1098908278 عرض المزيد</w:t>
-      </w:r>
-    </w:p>
-    <w:p>
-      <w:pPr>
-        <w:jc w:val="right"/>
-        <w:bidi/>
-      </w:pPr>
-      <w:r>
-        <w:rPr>
-          <w:b w:val="0"/>
-          <w:i w:val="0"/>
-        </w:rPr>
-        <w:t>المنفذ ضده</w:t>
-      </w:r>
-    </w:p>
-    <w:p>
-      <w:pPr>
-        <w:jc w:val="right"/>
-        <w:bidi/>
-      </w:pPr>
-      <w:r>
-        <w:rPr>
-          <w:b w:val="0"/>
-          <w:i w:val="0"/>
-        </w:rPr>
-        <w:t>ذيفنتلا بلاط</w:t>
-      </w:r>
-    </w:p>
-    <w:p>
-      <w:pPr>
-        <w:jc w:val="right"/>
-        <w:bidi/>
-      </w:pPr>
-      <w:r>
-        <w:rPr>
-          <w:b w:val="0"/>
-          <w:i w:val="0"/>
-        </w:rPr>
-        <w:t>اسامة احمد عباس زيني</w:t>
-      </w:r>
-    </w:p>
-    <w:p>
-      <w:pPr>
-        <w:jc w:val="right"/>
-        <w:bidi/>
-      </w:pPr>
-      <w:r>
-        <w:rPr>
-          <w:b w:val="0"/>
-          <w:i w:val="0"/>
-        </w:rPr>
-        <w:t>عدنان احمد عباس زيني - المبلغ المستحق</w:t>
-      </w:r>
-    </w:p>
-    <w:p>
-      <w:pPr>
-        <w:jc w:val="right"/>
-        <w:bidi/>
-      </w:pPr>
-      <w:r>
-        <w:rPr>
-          <w:b w:val="0"/>
-          <w:i w:val="0"/>
-        </w:rPr>
-        <w:t>فرد هوية وطنية: 1008017301 عرض المزيد</w:t>
-      </w:r>
-    </w:p>
-    <w:p>
-      <w:pPr>
-        <w:jc w:val="right"/>
-        <w:bidi/>
-      </w:pPr>
-      <w:r>
-        <w:rPr>
-          <w:b w:val="0"/>
-          <w:i w:val="0"/>
-        </w:rPr>
-        <w:t>(96779270)</w:t>
-      </w:r>
-    </w:p>
-    <w:p>
-      <w:pPr>
-        <w:jc w:val="right"/>
-        <w:bidi/>
-      </w:pPr>
-      <w:r>
-        <w:rPr>
-          <w:b w:val="0"/>
-          <w:i w:val="0"/>
-        </w:rPr>
-        <w:t>فرد هوية وطنية: 1017092733 عرض المزيد</w:t>
-      </w:r>
-    </w:p>
-    <w:p>
-      <w:pPr>
-        <w:jc w:val="right"/>
-        <w:bidi/>
-      </w:pPr>
-      <w:r>
-        <w:rPr>
-          <w:b w:val="0"/>
-          <w:i w:val="0"/>
-        </w:rPr>
-        <w:t>(1)تارارقلا  غيلبتلا ىراج</w:t>
-      </w:r>
-    </w:p>
-    <w:p>
-      <w:pPr>
-        <w:jc w:val="right"/>
-        <w:bidi/>
-      </w:pPr>
-      <w:r>
-        <w:rPr>
-          <w:b w:val="0"/>
-          <w:i w:val="0"/>
-        </w:rPr>
-        <w:t>34 رارق</w:t>
-      </w:r>
-    </w:p>
-    <w:p>
-      <w:pPr>
-        <w:jc w:val="right"/>
-        <w:bidi/>
-      </w:pPr>
-      <w:r>
-        <w:rPr>
-          <w:b w:val="0"/>
-          <w:i w:val="0"/>
-        </w:rPr>
-        <w:t>اسامة احمد عباس زيني اسم المنفذ ضدة</w:t>
-      </w:r>
-    </w:p>
-    <w:p>
-      <w:pPr>
-        <w:jc w:val="right"/>
-        <w:bidi/>
-      </w:pPr>
-      <w:r>
-        <w:rPr>
-          <w:b w:val="0"/>
-          <w:i w:val="0"/>
-        </w:rPr>
-        <w:t>رارقلا مقر 400344502309377</w:t>
-      </w:r>
-    </w:p>
-    <w:p>
-      <w:pPr>
-        <w:jc w:val="right"/>
-        <w:bidi/>
-      </w:pPr>
-      <w:r>
-        <w:rPr>
-          <w:b w:val="0"/>
-          <w:i w:val="0"/>
-        </w:rPr>
-        <w:t>رارقلا رادصإ خيرات 1445/03/16</w:t>
-      </w:r>
-    </w:p>
-    <w:p>
-      <w:pPr>
-        <w:jc w:val="right"/>
-        <w:bidi/>
-      </w:pPr>
-      <w:r>
-        <w:rPr>
-          <w:b w:val="0"/>
-          <w:i w:val="0"/>
-        </w:rPr>
-        <w:t>رارقلا رادصإ تقو 11:57:37</w:t>
-      </w:r>
-    </w:p>
-    <w:p>
-      <w:pPr>
-        <w:jc w:val="right"/>
-        <w:bidi/>
-      </w:pPr>
-      <w:r>
-        <w:rPr>
-          <w:b w:val="0"/>
-          <w:i w:val="0"/>
-        </w:rPr>
-        <w:t>رارقلا جذومن ليصافتلا ضرع</w:t>
-      </w:r>
-    </w:p>
-    <w:p>
-      <w:pPr>
-        <w:jc w:val="right"/>
-        <w:bidi/>
-      </w:pPr>
-      <w:r>
-        <w:rPr>
-          <w:b w:val="0"/>
-          <w:i w:val="0"/>
-        </w:rPr>
-        <w:t>ال يوجد طلبات تنفيذية  الخدمات تنفيذية</w:t>
-      </w:r>
-    </w:p>
-    <w:p>
-      <w:pPr>
-        <w:jc w:val="right"/>
-        <w:bidi/>
-      </w:pPr>
-      <w:r>
-        <w:rPr>
-          <w:b w:val="0"/>
-          <w:i w:val="0"/>
-        </w:rPr>
-        <w:t>رضاحملا  رضاحم دجوي لا</w:t>
-      </w:r>
-    </w:p>
-    <w:p>
-      <w:pPr>
-        <w:jc w:val="right"/>
-        <w:bidi/>
-      </w:pPr>
-      <w:r>
-        <w:rPr>
-          <w:b w:val="0"/>
-          <w:i w:val="0"/>
-        </w:rPr>
-        <w:t>https://new.najiz.sa/applications/iexecution/Request/View?requestId=CfDJ8GyQMJD4wvpOv8eHR-GWJd1IViQ3L0YZs9DUInsFXKCy\_w7MnkTUnuxaoXwSot76\_QqMcKhm0j-pA-anKTqv4PZKLbIuKCUlN6BzYabVx-I... 3/4</w:t>
-      </w:r>
-    </w:p>
-    <w:p>
-      <w:pPr>
-        <w:jc w:val="right"/>
-        <w:bidi/>
-      </w:pPr>
-      <w:r>
-        <w:rPr>
-          <w:b w:val="0"/>
-          <w:i w:val="0"/>
-        </w:rPr>
-        <w:t>منصة ناجز AM 9:02 ,10/3/23</w:t>
-      </w:r>
-    </w:p>
-    <w:p>
-      <w:pPr>
-        <w:jc w:val="right"/>
-        <w:bidi/>
-      </w:pPr>
-      <w:r>
-        <w:rPr>
-          <w:b w:val="0"/>
-          <w:i w:val="0"/>
-        </w:rPr>
         <w:t>يلاملا ريرقتلا  يلاملا ريرقتلا</w:t>
       </w:r>
     </w:p>
@@ -1539,62 +1524,90 @@
     </w:p>
     <w:p>
       <w:pPr>
+        <w:pStyle w:val="Heading2"/>
         <w:jc w:val="right"/>
         <w:bidi/>
       </w:pPr>
       <w:r>
-        <w:rPr>
-          <w:b w:val="0"/>
-          <w:i w:val="0"/>
-        </w:rPr>
+        <w:t>[ترويسة / كليشة رسمية — معلومات متكررة] ===</w:t>
+        <w:br/>
         <w:t>1950@moj.gov.sa</w:t>
       </w:r>
     </w:p>
     <w:p>
       <w:pPr>
+        <w:pStyle w:val="Heading2"/>
         <w:jc w:val="right"/>
         <w:bidi/>
       </w:pPr>
       <w:r>
-        <w:rPr>
-          <w:b w:val="0"/>
-          <w:i w:val="0"/>
-        </w:rPr>
-        <w:t xml:space="preserve">&lt;https://new.najiz.sa/applications/dashboard&gt;   </w:t>
+        <w:t>[المتن الفعلي: الوقائع / الأسباب / المنطوق] ===</w:t>
         <w:br/>
-        <w:t xml:space="preserve">&lt;https://new.najiz.sa/applications/iExecution#/&gt;   </w:t>
+        <w:t>&lt;https://new.najiz.sa/applications/dashboard&gt;</w:t>
         <w:br/>
-        <w:t xml:space="preserve">&lt;https://new.najiz.sa/applications/iexecution/Requests&gt;   </w:t>
+        <w:t>&lt;https://new.najiz.sa/applications/iExecution#/&gt;</w:t>
         <w:br/>
-        <w:t xml:space="preserve">&lt;https://new.najiz.sa/dashboard&gt;   </w:t>
+        <w:t>&lt;https://new.najiz.sa/applications/iexecution/Requests&gt;</w:t>
         <w:br/>
-        <w:t xml:space="preserve">&lt;https://new.najiz.sa/applications/dashboard/verification-services&gt;   </w:t>
+        <w:t>&lt;https://new.najiz.sa/dashboard&gt;</w:t>
         <w:br/>
-        <w:t xml:space="preserve">&lt;https://new.najiz.sa/dashboard/portal-services&gt;   </w:t>
+        <w:t>&lt;https://new.najiz.sa/applications/dashboard/verification-services&gt;</w:t>
         <w:br/>
-        <w:t xml:space="preserve">&lt;https://new.najiz.sa/applications/dashboard/license-guide&gt;   </w:t>
+        <w:t>&lt;https://new.najiz.sa/dashboard/portal-services&gt;</w:t>
         <w:br/>
-        <w:t xml:space="preserve">&lt;https://new.najiz.sa/Account/Logout&gt;   </w:t>
+        <w:t>&lt;https://new.najiz.sa/applications/dashboard/license-guide&gt;</w:t>
         <w:br/>
-        <w:t xml:space="preserve">&lt;https://new.najiz.sa/applications/iExecution/Common/ViewAttachmentUrl?id=CfDJ8GyQMJD4wvpOv8eHR-GWJd22hGT35m2bEvLUBOWOP3RN2nK8DLMA9CVlvno1ULeKxz4_UyympJ7WuP-68l7tblqTVKj-m0MXteL2Q331m978-WtJqkuK5UZtjdQHChZ9dA_V5fOcQ03jSoN3XtLTqGA&gt;   </w:t>
+        <w:t>&lt;https://new.najiz.sa/Account/Logout&gt;</w:t>
         <w:br/>
-        <w:t xml:space="preserve">&lt;https://new.najiz.sa/applications/iexecution/Request/View/Decision?requestDecisionId=CfDJ8GyQMJD4wvpOv8eHR-GWJd1vHYCADx3URbZtWQqBNY7wH62AdzNVm3dgDmORDYJBOfofwROSYJ_VK_B2yqIYJYRsdK49LXrZ3zhOIqzg2RMZWP8IofgDaWTn8eUkewBTfg&gt;   </w:t>
+        <w:t>&lt;https://new.najiz.sa/applications/iExecution/Common/ViewAttachmentUrl?id=CfDJ8GyQMJD4wvpOv8eHR-GWJd22hGT35m2bEvLUBOWOP3RN2nK8DLMA9CVlvno1ULeKxz4_UyympJ7WuP-68l7tblqTVKj-m0MXteL2Q331m978-WtJqkuK5UZtjdQHChZ9dA_V5fOcQ03jSoN3XtLTqGA&gt;</w:t>
         <w:br/>
-        <w:t xml:space="preserve">&lt;https://new.najiz.sa/dashboard&gt;   </w:t>
+        <w:t>&lt;https://new.najiz.sa/applications/iexecution/Request/View/Decision?requestDecisionId=CfDJ8GyQMJD4wvpOv8eHR-GWJd1vHYCADx3URbZtWQqBNY7wH62AdzNVm3dgDmORDYJBOfofwROSYJ_VK_B2yqIYJYRsdK49LXrZ3zhOIqzg2RMZWP8IofgDaWTn8eUkewBTfg&gt;</w:t>
         <w:br/>
-        <w:t xml:space="preserve">[mailto:1950@moj.gov.sa](mailto:1950@moj.gov.sa)   </w:t>
+        <w:t>&lt;https://new.najiz.sa/dashboard&gt;</w:t>
+      </w:r>
+    </w:p>
+    <w:p>
+      <w:pPr>
+        <w:pStyle w:val="Heading2"/>
+        <w:jc w:val="right"/>
+        <w:bidi/>
+      </w:pPr>
+      <w:r>
+        <w:t>[ترويسة / كليشة رسمية — معلومات متكررة] ===</w:t>
         <w:br/>
-        <w:t xml:space="preserve">&lt;tel:1950&gt;   </w:t>
+        <w:t>[mailto:1950@moj.gov.sa](mailto:1950@moj.gov.sa)</w:t>
+      </w:r>
+    </w:p>
+    <w:p>
+      <w:pPr>
+        <w:pStyle w:val="Heading2"/>
+        <w:jc w:val="right"/>
+        <w:bidi/>
+      </w:pPr>
+      <w:r>
+        <w:t>[المتن الفعلي: الوقائع / الأسباب / المنطوق] ===</w:t>
         <w:br/>
-        <w:t xml:space="preserve">&lt;https://new.najiz.sa/about&gt;   </w:t>
+        <w:t>&lt;tel:1950&gt;</w:t>
         <w:br/>
-        <w:t xml:space="preserve">&lt;https://new.najiz.sa/applications/dashboard/faq&gt;   </w:t>
+        <w:t>&lt;https://new.najiz.sa/about&gt;</w:t>
         <w:br/>
-        <w:t xml:space="preserve">&lt;https://new.najiz.sa/privacy-policy&gt;   </w:t>
+        <w:t>&lt;https://new.najiz.sa/applications/dashboard/faq&gt;</w:t>
         <w:br/>
-        <w:t xml:space="preserve">&lt;https://new.najiz.sa/terms-conditions&gt;   </w:t>
+        <w:t>&lt;https://new.najiz.sa/privacy-policy&gt;</w:t>
         <w:br/>
-        <w:t xml:space="preserve">&lt;https://vision2030.gov.sa/ar&gt;   </w:t>
+        <w:t>&lt;https://new.najiz.sa/terms-conditions&gt;</w:t>
+        <w:br/>
+        <w:t>&lt;https://vision2030.gov.sa/ar&gt;</w:t>
+      </w:r>
+    </w:p>
+    <w:p>
+      <w:pPr>
+        <w:pStyle w:val="Heading2"/>
+        <w:jc w:val="right"/>
+        <w:bidi/>
+      </w:pPr>
+      <w:r>
+        <w:t>[ترويسة / كليشة رسمية — معلومات متكررة] ===</w:t>
         <w:br/>
         <w:t>&lt;https://www.moj.gov.sa/&gt;</w:t>
       </w:r>

--- a/zaini_case_audit_output/outputs/word/documents/040_أمر تنفيذ عدنان زيني ضد الشيخ أسامة ـ 401024501215577 ـ 16-03-1445.docx
+++ b/zaini_case_audit_output/outputs/word/documents/040_أمر تنفيذ عدنان زيني ضد الشيخ أسامة ـ 401024501215577 ـ 16-03-1445.docx
@@ -77,7 +77,7 @@
       <w:r>
         <w:t>[المتن الفعلي: الوقائع / الأسباب / المنطوق] ===</w:t>
         <w:br/>
-        <w:t>منصة ناجز AM 9:02 ,10/3/23</w:t>
+        <w:t>10/3/23, 9:02 AM زجان ةصنم</w:t>
       </w:r>
     </w:p>
     <w:p>
@@ -142,7 +142,7 @@
           <w:b w:val="0"/>
           <w:i w:val="0"/>
         </w:rPr>
-        <w:t>مقر ذيفنت بلط بلطلا ميدقت ينمزلا طخلا بلطلا تانايب نيصخرملا ليلد</w:t>
+        <w:t>دليل المرخصين بيانات الطلب الخط الزمني تقديم الطلب طلب تنفيذ رقم</w:t>
       </w:r>
     </w:p>
     <w:p>
@@ -212,54 +212,50 @@
     </w:p>
     <w:p>
       <w:pPr>
+        <w:pStyle w:val="Heading2"/>
         <w:jc w:val="right"/>
         <w:bidi/>
       </w:pPr>
       <w:r>
-        <w:rPr>
-          <w:b w:val="0"/>
-          <w:i w:val="0"/>
-        </w:rPr>
-        <w:t>ةمكحملا دنسلا عون دنسلا عون يف ةفصلا بلطلا</w:t>
+        <w:t>[بيانات الأطراف: المدعي / المدعى عليه / الحاضرون] ===</w:t>
+        <w:br/>
+        <w:t>الطلب الصفة في نوع السند نوع السند المحكمة</w:t>
       </w:r>
     </w:p>
     <w:p>
       <w:pPr>
+        <w:pStyle w:val="Heading2"/>
         <w:jc w:val="right"/>
         <w:bidi/>
       </w:pPr>
       <w:r>
-        <w:rPr>
-          <w:b w:val="0"/>
-          <w:i w:val="0"/>
-        </w:rPr>
-        <w:t>ذيفنتلا ةرئاد ةمكحم يعرفلا</w:t>
+        <w:t>[المتن الفعلي: الوقائع / الأسباب / المنطوق] ===</w:t>
+        <w:br/>
+        <w:t>الفرعي محكمة دائرة التنفيذ</w:t>
       </w:r>
     </w:p>
     <w:p>
       <w:pPr>
+        <w:pStyle w:val="Heading2"/>
         <w:jc w:val="right"/>
         <w:bidi/>
       </w:pPr>
       <w:r>
-        <w:rPr>
-          <w:b w:val="0"/>
-          <w:i w:val="0"/>
-        </w:rPr>
-        <w:t>يسيئرلا</w:t>
+        <w:t>[المُرسَل إليه / المخاطَب والتحية] ===</w:t>
+        <w:br/>
+        <w:t>الرئيسي</w:t>
       </w:r>
     </w:p>
     <w:p>
       <w:pPr>
+        <w:pStyle w:val="Heading2"/>
         <w:jc w:val="right"/>
         <w:bidi/>
       </w:pPr>
       <w:r>
-        <w:rPr>
-          <w:b w:val="0"/>
-          <w:i w:val="0"/>
-        </w:rPr>
-        <w:t>بلطلا ریال96779270.00 :ةبلاطملا يلامجا</w:t>
+        <w:t>[المتن الفعلي: الوقائع / الأسباب / المنطوق] ===</w:t>
+        <w:br/>
+        <w:t>اجمالي المطالبة: 96779270.00لایر الطلب</w:t>
       </w:r>
     </w:p>
     <w:p>
@@ -311,7 +307,7 @@
           <w:b w:val="0"/>
           <w:i w:val="0"/>
         </w:rPr>
-        <w:t>و قرارات أمر صادر من منفذ ضده مالي - احكام حكم /قرار/</w:t>
+        <w:t>/رارق/ مكح ماكحا - يلام هدض ذفنم نم رداص رمأ تارارق و</w:t>
       </w:r>
     </w:p>
     <w:p>
@@ -324,7 +320,7 @@
           <w:b w:val="0"/>
           <w:i w:val="0"/>
         </w:rPr>
-        <w:t>ةمكحملا</w:t>
+        <w:t>المحكمة</w:t>
       </w:r>
     </w:p>
     <w:p>
@@ -363,7 +359,7 @@
           <w:b w:val="0"/>
           <w:i w:val="0"/>
         </w:rPr>
-        <w:t>المحول للمستفيد 0لایر</w:t>
+        <w:t>ریال0 ديفتسملل لوحملا</w:t>
       </w:r>
     </w:p>
     <w:p>
@@ -376,7 +372,7 @@
           <w:b w:val="0"/>
           <w:i w:val="0"/>
         </w:rPr>
-        <w:t>ریال96779270 يقبتملا غلبملا</w:t>
+        <w:t>المبلغ المتبقي 96779270لایر</w:t>
       </w:r>
     </w:p>
     <w:p>
@@ -428,7 +424,7 @@
           <w:b w:val="0"/>
           <w:i w:val="0"/>
         </w:rPr>
-        <w:t>46 طلب رفع اجراء من قرار</w:t>
+        <w:t>رارق نم ءارجا عفر بلط 46</w:t>
       </w:r>
     </w:p>
     <w:p>
@@ -480,7 +476,7 @@
           <w:b w:val="0"/>
           <w:i w:val="0"/>
         </w:rPr>
-        <w:t>بلطلا ىلع تاءارجإ</w:t>
+        <w:t>إجراءات على الطلب</w:t>
       </w:r>
     </w:p>
     <w:p>
@@ -506,7 +502,7 @@
           <w:b w:val="0"/>
           <w:i w:val="0"/>
         </w:rPr>
-        <w:t>بلطلا لوبق مت</w:t>
+        <w:t>تم قبول الطلب</w:t>
       </w:r>
     </w:p>
     <w:p>
@@ -532,7 +528,7 @@
           <w:b w:val="0"/>
           <w:i w:val="0"/>
         </w:rPr>
-        <w:t>منصة ناجز AM 9:02 ,10/3/23</w:t>
+        <w:t>10/3/23, 9:02 AM زجان ةصنم</w:t>
       </w:r>
     </w:p>
     <w:p>
@@ -545,7 +541,7 @@
           <w:b w:val="0"/>
           <w:i w:val="0"/>
         </w:rPr>
-        <w:t>بلطلا نومضم  ةمكحملا نم رداص رمأ /رارق/ مكح</w:t>
+        <w:t>حكم /قرار/ أمر صادر من المحكمة  مضمون الطلب</w:t>
       </w:r>
     </w:p>
     <w:p>
@@ -558,7 +554,7 @@
           <w:b w:val="0"/>
           <w:i w:val="0"/>
         </w:rPr>
-        <w:t>غلبملا تانايب</w:t>
+        <w:t>بيانات المبلغ</w:t>
       </w:r>
     </w:p>
     <w:p>
@@ -571,7 +567,7 @@
           <w:b w:val="0"/>
           <w:i w:val="0"/>
         </w:rPr>
-        <w:t>ملتسملا غلبملاهب موكحملا / دنسلا يف نودملا غلبملا</w:t>
+        <w:t>المبلغ المدون في السند / المحكوم بهالمبلغ المستلم</w:t>
       </w:r>
     </w:p>
     <w:p>
@@ -623,7 +619,7 @@
           <w:b w:val="0"/>
           <w:i w:val="0"/>
         </w:rPr>
-        <w:t>يقبتملا غلبملا 96779270</w:t>
+        <w:t>96779270 المبلغ المتبقي</w:t>
       </w:r>
     </w:p>
     <w:p>
@@ -641,27 +637,25 @@
     </w:p>
     <w:p>
       <w:pPr>
+        <w:pStyle w:val="Heading2"/>
         <w:jc w:val="right"/>
         <w:bidi/>
       </w:pPr>
       <w:r>
-        <w:rPr>
-          <w:b w:val="0"/>
-          <w:i w:val="0"/>
-        </w:rPr>
-        <w:t>ةلمعلا يدوعس ریال</w:t>
+        <w:t>[بيانات الأطراف: المدعي / المدعى عليه / الحاضرون] ===</w:t>
+        <w:br/>
+        <w:t>لایر سعودي العملة</w:t>
       </w:r>
     </w:p>
     <w:p>
       <w:pPr>
+        <w:pStyle w:val="Heading2"/>
         <w:jc w:val="right"/>
         <w:bidi/>
       </w:pPr>
       <w:r>
-        <w:rPr>
-          <w:b w:val="0"/>
-          <w:i w:val="0"/>
-        </w:rPr>
+        <w:t>[المتن الفعلي: الوقائع / الأسباب / المنطوق] ===</w:t>
+        <w:br/>
         <w:t>دنسلا تانايب</w:t>
       </w:r>
     </w:p>
@@ -688,7 +682,7 @@
           <w:b w:val="0"/>
           <w:i w:val="0"/>
         </w:rPr>
-        <w:t>مكحلا هردصم همكحملا 42824717</w:t>
+        <w:t>42824717 المحكمه مصدره الحكم</w:t>
       </w:r>
     </w:p>
     <w:p>
@@ -701,7 +695,7 @@
           <w:b w:val="0"/>
           <w:i w:val="0"/>
         </w:rPr>
-        <w:t>ةدجب ةيراجتلا ةمكحملا</w:t>
+        <w:t>المحكمة التجارية بجدة</w:t>
       </w:r>
     </w:p>
     <w:p>
@@ -769,28 +763,26 @@
     </w:p>
     <w:p>
       <w:pPr>
+        <w:pStyle w:val="Heading2"/>
         <w:jc w:val="right"/>
         <w:bidi/>
       </w:pPr>
       <w:r>
-        <w:rPr>
-          <w:b w:val="0"/>
-          <w:i w:val="0"/>
-        </w:rPr>
-        <w:t>تاقفرملا</w:t>
+        <w:t>[الطلبات / المرفقات] ===</w:t>
+        <w:br/>
+        <w:t>المرفقات</w:t>
       </w:r>
     </w:p>
     <w:p>
       <w:pPr>
+        <w:pStyle w:val="Heading2"/>
         <w:jc w:val="right"/>
         <w:bidi/>
       </w:pPr>
       <w:r>
-        <w:rPr>
-          <w:b w:val="0"/>
-          <w:i w:val="0"/>
-        </w:rPr>
-        <w:t>:يلاتلا نم دكأت حاجنب كبلط لامكلا , ديفتسملا يزيزع</w:t>
+        <w:t>[المتن الفعلي: الوقائع / الأسباب / المنطوق] ===</w:t>
+        <w:br/>
+        <w:t>عزيزي المستفيد , الكمال طلبك بنجاح تأكد من التالي:</w:t>
       </w:r>
     </w:p>
     <w:p>
@@ -800,9 +792,9 @@
         <w:bidi/>
       </w:pPr>
       <w:r>
-        <w:t>[بيانات الأطراف: المدعي / المدعى عليه / الحاضرون] ===</w:t>
+        <w:t>[الطلبات / المرفقات] ===</w:t>
         <w:br/>
-        <w:t>\! . تاقفرملا حسمل ةدعاسم تاقيبطت مادختسا لضفي يئوض حسام دجوي لا لاح يف</w:t>
+        <w:t>في حال ال يوجد ماسح ضوئي يفضل استخدام تطبيقات مساعدة لمسح المرفقات . !\</w:t>
       </w:r>
     </w:p>
     <w:p>
@@ -827,7 +819,7 @@
           <w:b w:val="0"/>
           <w:i w:val="0"/>
         </w:rPr>
-        <w:t>بيترتلا سفنبو دحاو pdf فلمب تاحفصلا عيمج قافرإ نم دكأت تاحفص ةدع نم نوكم يذيفنتلا دنسلا ناك نا.</w:t>
+        <w:t>.ان كان السند التنفيذي مكون من عدة صفحات تأكد من إرفاق جميع الصفحات بملف pdf واحد وبنفس الترتيب</w:t>
       </w:r>
     </w:p>
     <w:p>
@@ -840,7 +832,7 @@
           <w:b w:val="0"/>
           <w:i w:val="0"/>
         </w:rPr>
-        <w:t>. ىرخلأا تادنتسملا نم اهريغ نود, طقف يذيفنتلا دنسلاب ةصاخلا تادنتسملا قافرإ متي</w:t>
+        <w:t>يتم إرفاق المستندات الخاصة بالسند التنفيذي فقط ,دون غيرها من المستندات األخرى .</w:t>
       </w:r>
     </w:p>
     <w:p>
@@ -864,7 +856,7 @@
       <w:r>
         <w:t>[المتن الفعلي: الوقائع / الأسباب / المنطوق] ===</w:t>
         <w:br/>
-        <w:t>\* دنسلا نم ةخسن ينيزلا ةماسا دض مكح ضرع فانئتسلاا ديات و يئادبا بستكملا pdf.ةيعطقلا</w:t>
+        <w:t>القطعيةpdf. المكتسب ابدائي و تايد االستئناف عرض حكم ضد اسامة الزيني نسخة من السند *\</w:t>
       </w:r>
     </w:p>
     <w:p>
@@ -877,7 +869,7 @@
           <w:b w:val="0"/>
           <w:i w:val="0"/>
         </w:rPr>
-        <w:t>ةنولم ةروصلا نوكت نا بجي - PDF فلملا ةغيص</w:t>
+        <w:t>صيغة الملف PDF - يجب ان تكون الصورة ملونة</w:t>
       </w:r>
     </w:p>
     <w:p>
@@ -916,7 +908,7 @@
           <w:b w:val="0"/>
           <w:i w:val="0"/>
         </w:rPr>
-        <w:t>منصة ناجز AM 9:02 ,10/3/23</w:t>
+        <w:t>10/3/23, 9:02 AM زجان ةصنم</w:t>
       </w:r>
     </w:p>
     <w:p>
@@ -966,7 +958,7 @@
       <w:r>
         <w:t>[المتن الفعلي: الوقائع / الأسباب / المنطوق] ===</w:t>
         <w:br/>
-        <w:t>المنفذ ضده</w:t>
+        <w:t>هدض ذفنملا</w:t>
       </w:r>
     </w:p>
     <w:p>
@@ -979,7 +971,7 @@
           <w:b w:val="0"/>
           <w:i w:val="0"/>
         </w:rPr>
-        <w:t>ذيفنتلا بلاط</w:t>
+        <w:t>طالب التنفيذ</w:t>
       </w:r>
     </w:p>
     <w:p>
@@ -1090,7 +1082,7 @@
       <w:r>
         <w:t>[المتن الفعلي: الوقائع / الأسباب / المنطوق] ===</w:t>
         <w:br/>
-        <w:t>رارقلا مقر 400344502309377</w:t>
+        <w:t>400344502309377 رقم القرار</w:t>
       </w:r>
     </w:p>
     <w:p>
@@ -1103,7 +1095,7 @@
           <w:b w:val="0"/>
           <w:i w:val="0"/>
         </w:rPr>
-        <w:t>رارقلا رادصإ خيرات 1445/03/16</w:t>
+        <w:t>1445/03/16 تاريخ إصدار القرار</w:t>
       </w:r>
     </w:p>
     <w:p>
@@ -1155,7 +1147,7 @@
           <w:b w:val="0"/>
           <w:i w:val="0"/>
         </w:rPr>
-        <w:t>رضاحملا  رضاحم دجوي لا</w:t>
+        <w:t>ال يوجد محاضر  المحاضر</w:t>
       </w:r>
     </w:p>
     <w:p>
@@ -1181,7 +1173,7 @@
           <w:b w:val="0"/>
           <w:i w:val="0"/>
         </w:rPr>
-        <w:t>منصة ناجز AM 9:02 ,10/3/23</w:t>
+        <w:t>10/3/23, 9:02 AM زجان ةصنم</w:t>
       </w:r>
     </w:p>
     <w:p>
@@ -1194,7 +1186,7 @@
           <w:b w:val="0"/>
           <w:i w:val="0"/>
         </w:rPr>
-        <w:t>يلاملا ريرقتلا  يلاملا ريرقتلا</w:t>
+        <w:t>التقرير المالي  التقرير المالي</w:t>
       </w:r>
     </w:p>
     <w:p>
@@ -1246,7 +1238,7 @@
           <w:b w:val="0"/>
           <w:i w:val="0"/>
         </w:rPr>
-        <w:t>اجمالي ما تم ايداعه</w:t>
+        <w:t>هعاديا مت ام يلامجا</w:t>
       </w:r>
     </w:p>
     <w:p>
@@ -1259,7 +1251,7 @@
           <w:b w:val="0"/>
           <w:i w:val="0"/>
         </w:rPr>
-        <w:t>يقبتملا غلبملا</w:t>
+        <w:t>المبلغ المتبقي</w:t>
       </w:r>
     </w:p>
     <w:p>
@@ -1285,7 +1277,7 @@
           <w:b w:val="0"/>
           <w:i w:val="0"/>
         </w:rPr>
-        <w:t>ةبلاطملا غلبم يلامجا</w:t>
+        <w:t>اجمالي مبلغ المطالبة</w:t>
       </w:r>
     </w:p>
     <w:p>
@@ -1298,7 +1290,7 @@
           <w:b w:val="0"/>
           <w:i w:val="0"/>
         </w:rPr>
-        <w:t>96779270.00 لایر</w:t>
+        <w:t>ریال 96779270.00</w:t>
       </w:r>
     </w:p>
     <w:p>
@@ -1311,7 +1303,7 @@
           <w:b w:val="0"/>
           <w:i w:val="0"/>
         </w:rPr>
-        <w:t>0 لایر</w:t>
+        <w:t>ریال 0</w:t>
       </w:r>
     </w:p>
     <w:p>
@@ -1324,7 +1316,7 @@
           <w:b w:val="0"/>
           <w:i w:val="0"/>
         </w:rPr>
-        <w:t>ىذيفنتلا دنسلا بسح</w:t>
+        <w:t>حسب السند التنفيذى</w:t>
       </w:r>
     </w:p>
     <w:p>
@@ -1337,7 +1329,7 @@
           <w:b w:val="0"/>
           <w:i w:val="0"/>
         </w:rPr>
-        <w:t>96779270.00 لایر</w:t>
+        <w:t>ریال 96779270.00</w:t>
       </w:r>
     </w:p>
     <w:p>
@@ -1350,7 +1342,7 @@
           <w:b w:val="0"/>
           <w:i w:val="0"/>
         </w:rPr>
-        <w:t>بلطلا ىلع تمت ىتلا تامدخلا وا فيلاكتلا وا ءارجلاا ةلاح بسحب ذيفنتلا ةرئادب ةيلعفلا غلابملا نع غلابملا ثيدحت فلتخي دق \*</w:t>
+        <w:t>*\ قد يختلف تحديث المبالغ عن المبالغ الفعلية بدائرة التنفيذ بحسب حالة االجراء او التكاليف او الخدمات التى تمت على الطلب</w:t>
       </w:r>
     </w:p>
     <w:p>
@@ -1368,27 +1360,25 @@
     </w:p>
     <w:p>
       <w:pPr>
+        <w:pStyle w:val="Heading2"/>
         <w:jc w:val="right"/>
         <w:bidi/>
       </w:pPr>
       <w:r>
-        <w:rPr>
-          <w:b w:val="0"/>
-          <w:i w:val="0"/>
-        </w:rPr>
-        <w:t>ءارجلاا ةلاح ءارجلاا خيرات غلبملا يعجرملا مقرلا ةيلام تانايب دجوي لا</w:t>
+        <w:t>[ترويسة / كليشة رسمية — معلومات متكررة] ===</w:t>
+        <w:br/>
+        <w:t>ال يوجد بيانات مالية الرقم المرجعي المبلغ تاريخ االجراء حالة االجراء</w:t>
       </w:r>
     </w:p>
     <w:p>
       <w:pPr>
+        <w:pStyle w:val="Heading2"/>
         <w:jc w:val="right"/>
         <w:bidi/>
       </w:pPr>
       <w:r>
-        <w:rPr>
-          <w:b w:val="0"/>
-          <w:i w:val="0"/>
-        </w:rPr>
+        <w:t>[المتن الفعلي: الوقائع / الأسباب / المنطوق] ===</w:t>
+        <w:br/>
         <w:t>ةظوفحم قوقحلا عيمج</w:t>
       </w:r>
     </w:p>
@@ -1441,7 +1431,7 @@
           <w:b w:val="0"/>
           <w:i w:val="0"/>
         </w:rPr>
-        <w:t>عن</w:t>
+        <w:t>نع</w:t>
       </w:r>
     </w:p>
     <w:p>

--- a/zaini_case_audit_output/outputs/word/documents/040_أمر تنفيذ عدنان زيني ضد الشيخ أسامة ـ 401024501215577 ـ 16-03-1445.docx
+++ b/zaini_case_audit_output/outputs/word/documents/040_أمر تنفيذ عدنان زيني ضد الشيخ أسامة ـ 401024501215577 ـ 16-03-1445.docx
@@ -168,7 +168,7 @@
           <w:b w:val="0"/>
           <w:i w:val="0"/>
         </w:rPr>
-        <w:t>... محا نب هماسأ / ابحرم https://new.najiz.sa/applications/iexecution/Request/View?requestId=CfDJ8GyQMJD4wvpOv8eHR-GWJd1IViQ3L0YZs9DUInsFXKCy\_w7MnkTUnuxaoXwSot76\_QqMcKhm0j-pA-anKTqv4PZKLbIuKCUlN6BzYabVx-I... 1/4</w:t>
+        <w:t>1/4 _QqMcKhm0j-pA-anKTqv4PZKLbIuKCUlN6BzYabVx-I...\_w7MnkTUnuxaoXwSot76\CfDJ8GyQMJD4wvpOv8eHR-GWJd1IViQ3L0YZs9DUInsFXKCy=requestId?https://new.najiz.sa/applications/iexecution/Request/View مرحبا / أسامه بن احم ...</w:t>
       </w:r>
     </w:p>
     <w:p>
@@ -194,7 +194,7 @@
           <w:b w:val="0"/>
           <w:i w:val="0"/>
         </w:rPr>
-        <w:t>هيلاملا ةكرحلا رشؤم</w:t>
+        <w:t>مؤشر الحركة الماليه</w:t>
       </w:r>
     </w:p>
     <w:p>
@@ -307,7 +307,7 @@
           <w:b w:val="0"/>
           <w:i w:val="0"/>
         </w:rPr>
-        <w:t>/رارق/ مكح ماكحا - يلام هدض ذفنم نم رداص رمأ تارارق و</w:t>
+        <w:t>و قرارات أمر صادر من منفذ ضده مالي - احكام حكم /قرار/</w:t>
       </w:r>
     </w:p>
     <w:p>
@@ -806,7 +806,7 @@
       <w:r>
         <w:t>[المتن الفعلي: الوقائع / الأسباب / المنطوق] ===</w:t>
         <w:br/>
-        <w:t>.pdf ةغيصبو حوضولا يلاعو نولم قفرملا نوكي نأ بجي</w:t>
+        <w:t>يجب أن يكون المرفق ملون وعالي الوضوح وبصيغة .pdf</w:t>
       </w:r>
     </w:p>
     <w:p>
@@ -882,7 +882,7 @@
           <w:b w:val="0"/>
           <w:i w:val="0"/>
         </w:rPr>
-        <w:t>(0) در ىلا ةجاحب ءارجا تابلط</w:t>
+        <w:t>طلبات اجراء بحاجة الى رد (0)</w:t>
       </w:r>
     </w:p>
     <w:p>
@@ -934,7 +934,7 @@
           <w:b w:val="0"/>
           <w:i w:val="0"/>
         </w:rPr>
-        <w:t>يلعثلا رينم نب زاوف دمحم</w:t>
+        <w:t>محمد فواز بن منير الثعلي</w:t>
       </w:r>
     </w:p>
     <w:p>
@@ -1199,7 +1199,7 @@
           <w:b w:val="0"/>
           <w:i w:val="0"/>
         </w:rPr>
-        <w:t>نابيلاا</w:t>
+        <w:t>االيبان</w:t>
       </w:r>
     </w:p>
     <w:p>
@@ -1225,7 +1225,7 @@
           <w:b w:val="0"/>
           <w:i w:val="0"/>
         </w:rPr>
-        <w:t>ةيلاملا ةكرحلا لجس</w:t>
+        <w:t>سجل الحركة المالية</w:t>
       </w:r>
     </w:p>
     <w:p>
@@ -1238,7 +1238,7 @@
           <w:b w:val="0"/>
           <w:i w:val="0"/>
         </w:rPr>
-        <w:t>هعاديا مت ام يلامجا</w:t>
+        <w:t>اجمالي ما تم ايداعه</w:t>
       </w:r>
     </w:p>
     <w:p>
